--- a/lessons/10-6/downloads/10-6-notes.docx
+++ b/lessons/10-6/downloads/10-6-notes.docx
@@ -2310,7 +2310,7 @@
           <w:sz w:val="20"/>
           <w:szCs w:val="20"/>
         </w:rPr>
-        <w:t xml:space="preserve">A)  About 80</w:t>
+        <w:t xml:space="preserve">A)  About 5</w:t>
       </w:r>
     </w:p>
     <w:p>
@@ -2336,7 +2336,7 @@
           <w:sz w:val="20"/>
           <w:szCs w:val="20"/>
         </w:rPr>
-        <w:t xml:space="preserve">C)  About 5</w:t>
+        <w:t xml:space="preserve">C)  About 80</w:t>
       </w:r>
     </w:p>
     <w:p>
@@ -2395,7 +2395,7 @@
           <w:sz w:val="21"/>
           <w:szCs w:val="21"/>
         </w:rPr>
-        <w:t xml:space="preserve">A. About 80</w:t>
+        <w:t xml:space="preserve">C. About 80</w:t>
       </w:r>
     </w:p>
     <w:p>
@@ -3195,7 +3195,7 @@
           <w:sz w:val="20"/>
           <w:szCs w:val="20"/>
         </w:rPr>
-        <w:t xml:space="preserve">A)  157 ÷ 2</w:t>
+        <w:t xml:space="preserve">A)  78.5 ÷ 2</w:t>
       </w:r>
     </w:p>
     <w:p>
@@ -3221,7 +3221,7 @@
           <w:sz w:val="20"/>
           <w:szCs w:val="20"/>
         </w:rPr>
-        <w:t xml:space="preserve">C)  78.5 ÷ 2</w:t>
+        <w:t xml:space="preserve">C)  157 ÷ 2</w:t>
       </w:r>
     </w:p>
     <w:p>
@@ -3653,7 +3653,7 @@
           <w:sz w:val="20"/>
           <w:szCs w:val="20"/>
         </w:rPr>
-        <w:t xml:space="preserve">A)  About 480</w:t>
+        <w:t xml:space="preserve">A)  About 13</w:t>
       </w:r>
     </w:p>
     <w:p>
@@ -3679,7 +3679,7 @@
           <w:sz w:val="20"/>
           <w:szCs w:val="20"/>
         </w:rPr>
-        <w:t xml:space="preserve">C)  About 13</w:t>
+        <w:t xml:space="preserve">C)  About 480</w:t>
       </w:r>
     </w:p>
     <w:p>
@@ -3783,7 +3783,7 @@
           <w:sz w:val="20"/>
           <w:szCs w:val="20"/>
         </w:rPr>
-        <w:t xml:space="preserve">A)  78.5</w:t>
+        <w:t xml:space="preserve">A)  31.4</w:t>
       </w:r>
     </w:p>
     <w:p>
@@ -3809,7 +3809,7 @@
           <w:sz w:val="20"/>
           <w:szCs w:val="20"/>
         </w:rPr>
-        <w:t xml:space="preserve">C)  31.4</w:t>
+        <w:t xml:space="preserve">C)  78.5</w:t>
       </w:r>
     </w:p>
     <w:p>

--- a/lessons/10-6/downloads/10-6-notes.docx
+++ b/lessons/10-6/downloads/10-6-notes.docx
@@ -249,49 +249,269 @@
           <w:sz w:val="19"/>
           <w:szCs w:val="19"/>
         </w:rPr>
-        <w:t xml:space="preserve">Look at the picture, read the word, then read what it means.</w:t>
+        <w:t xml:space="preserve">Review each concept term, definition, non-example, and visual clue.</w:t>
       </w:r>
     </w:p>
     <w:tbl>
       <w:tblPr>
-        <w:tblW w:type="pct" w:w="100%"/>
+        <w:tblW w:type="dxa" w:w="9360"/>
         <w:tblBorders>
-          <w:top w:val="none" w:color="FFFFFF" w:sz="0"/>
-          <w:left w:val="none" w:color="FFFFFF" w:sz="0"/>
-          <w:bottom w:val="single" w:color="C7D2DD" w:sz="4"/>
-          <w:right w:val="none" w:color="FFFFFF" w:sz="0"/>
-          <w:insideH w:val="none" w:color="FFFFFF" w:sz="0"/>
-          <w:insideV w:val="none" w:color="FFFFFF" w:sz="0"/>
+          <w:top w:val="single" w:color="C7D2DD" w:sz="6"/>
+          <w:left w:val="single" w:color="C7D2DD" w:sz="6"/>
+          <w:bottom w:val="single" w:color="C7D2DD" w:sz="6"/>
+          <w:right w:val="single" w:color="C7D2DD" w:sz="6"/>
+          <w:insideH w:val="single" w:color="C7D2DD" w:sz="6"/>
+          <w:insideV w:val="single" w:color="C7D2DD" w:sz="6"/>
         </w:tblBorders>
       </w:tblPr>
       <w:tblGrid>
         <w:gridCol w:w="1800"/>
-        <w:gridCol w:w="7560"/>
+        <w:gridCol w:w="3160"/>
+        <w:gridCol w:w="2200"/>
+        <w:gridCol w:w="2200"/>
       </w:tblGrid>
       <w:tr>
         <w:trPr>
           <w:cantSplit/>
+          <w:tblHeader/>
         </w:trPr>
         <w:tc>
           <w:tcPr>
             <w:tcW w:type="dxa" w:w="1800"/>
-            <w:tcMar>
-              <w:top w:type="dxa" w:w="100"/>
-              <w:left w:type="dxa" w:w="40"/>
-              <w:bottom w:type="dxa" w:w="100"/>
-              <w:right w:type="dxa" w:w="120"/>
-            </w:tcMar>
-            <w:vAlign w:val="center"/>
+            <w:shd w:fill="EEF4F8" w:color="auto" w:val="clear"/>
+            <w:tcMar>
+              <w:top w:type="dxa" w:w="80"/>
+              <w:left w:type="dxa" w:w="100"/>
+              <w:bottom w:type="dxa" w:w="80"/>
+              <w:right w:type="dxa" w:w="100"/>
+            </w:tcMar>
           </w:tcPr>
           <w:p>
             <w:pPr>
               <w:spacing w:after="0"/>
+            </w:pPr>
+            <w:r>
+              <w:rPr>
+                <w:b/>
+                <w:bCs/>
+                <w:color w:val="12355B"/>
+                <w:sz w:val="19"/>
+                <w:szCs w:val="19"/>
+              </w:rPr>
+              <w:t xml:space="preserve">Concept Term</w:t>
+            </w:r>
+          </w:p>
+        </w:tc>
+        <w:tc>
+          <w:tcPr>
+            <w:tcW w:type="dxa" w:w="3160"/>
+            <w:shd w:fill="EEF4F8" w:color="auto" w:val="clear"/>
+            <w:tcMar>
+              <w:top w:type="dxa" w:w="80"/>
+              <w:left w:type="dxa" w:w="100"/>
+              <w:bottom w:type="dxa" w:w="80"/>
+              <w:right w:type="dxa" w:w="100"/>
+            </w:tcMar>
+          </w:tcPr>
+          <w:p>
+            <w:pPr>
+              <w:spacing w:after="0"/>
+            </w:pPr>
+            <w:r>
+              <w:rPr>
+                <w:b/>
+                <w:bCs/>
+                <w:color w:val="12355B"/>
+                <w:sz w:val="19"/>
+                <w:szCs w:val="19"/>
+              </w:rPr>
+              <w:t xml:space="preserve">Student-Friendly Definition</w:t>
+            </w:r>
+          </w:p>
+        </w:tc>
+        <w:tc>
+          <w:tcPr>
+            <w:tcW w:type="dxa" w:w="2200"/>
+            <w:shd w:fill="EEF4F8" w:color="auto" w:val="clear"/>
+            <w:tcMar>
+              <w:top w:type="dxa" w:w="80"/>
+              <w:left w:type="dxa" w:w="100"/>
+              <w:bottom w:type="dxa" w:w="80"/>
+              <w:right w:type="dxa" w:w="100"/>
+            </w:tcMar>
+          </w:tcPr>
+          <w:p>
+            <w:pPr>
+              <w:spacing w:after="0"/>
+            </w:pPr>
+            <w:r>
+              <w:rPr>
+                <w:b/>
+                <w:bCs/>
+                <w:color w:val="12355B"/>
+                <w:sz w:val="19"/>
+                <w:szCs w:val="19"/>
+              </w:rPr>
+              <w:t xml:space="preserve">Non-Example</w:t>
+            </w:r>
+          </w:p>
+        </w:tc>
+        <w:tc>
+          <w:tcPr>
+            <w:tcW w:type="dxa" w:w="2200"/>
+            <w:shd w:fill="EEF4F8" w:color="auto" w:val="clear"/>
+            <w:tcMar>
+              <w:top w:type="dxa" w:w="80"/>
+              <w:left w:type="dxa" w:w="100"/>
+              <w:bottom w:type="dxa" w:w="80"/>
+              <w:right w:type="dxa" w:w="100"/>
+            </w:tcMar>
+          </w:tcPr>
+          <w:p>
+            <w:pPr>
+              <w:spacing w:after="0"/>
+            </w:pPr>
+            <w:r>
+              <w:rPr>
+                <w:b/>
+                <w:bCs/>
+                <w:color w:val="12355B"/>
+                <w:sz w:val="19"/>
+                <w:szCs w:val="19"/>
+              </w:rPr>
+              <w:t xml:space="preserve">Visual Clue</w:t>
+            </w:r>
+          </w:p>
+        </w:tc>
+      </w:tr>
+      <w:tr>
+        <w:trPr>
+          <w:cantSplit/>
+        </w:trPr>
+        <w:tc>
+          <w:tcPr>
+            <w:tcW w:type="dxa" w:w="1800"/>
+            <w:tcMar>
+              <w:top w:type="dxa" w:w="80"/>
+              <w:left w:type="dxa" w:w="100"/>
+              <w:bottom w:type="dxa" w:w="80"/>
+              <w:right w:type="dxa" w:w="100"/>
+            </w:tcMar>
+            <w:vAlign w:val="top"/>
+          </w:tcPr>
+          <w:p>
+            <w:pPr>
+              <w:spacing w:after="30"/>
+            </w:pPr>
+            <w:r>
+              <w:rPr>
+                <w:b/>
+                <w:bCs/>
+                <w:color w:val="12355B"/>
+                <w:sz w:val="21"/>
+                <w:szCs w:val="21"/>
+              </w:rPr>
+              <w:t xml:space="preserve">math biography</w:t>
+            </w:r>
+          </w:p>
+          <w:p>
+            <w:pPr>
+              <w:spacing w:after="0"/>
+            </w:pPr>
+            <w:r>
+              <w:rPr>
+                <w:i/>
+                <w:iCs/>
+                <w:color w:val="5F6F80"/>
+                <w:sz w:val="18"/>
+                <w:szCs w:val="18"/>
+              </w:rPr>
+              <w:t xml:space="preserve">biografía matemática</w:t>
+            </w:r>
+          </w:p>
+        </w:tc>
+        <w:tc>
+          <w:tcPr>
+            <w:tcW w:type="dxa" w:w="3160"/>
+            <w:tcMar>
+              <w:top w:type="dxa" w:w="80"/>
+              <w:left w:type="dxa" w:w="100"/>
+              <w:bottom w:type="dxa" w:w="80"/>
+              <w:right w:type="dxa" w:w="100"/>
+            </w:tcMar>
+            <w:vAlign w:val="top"/>
+          </w:tcPr>
+          <w:p>
+            <w:pPr>
+              <w:spacing w:after="0"/>
+            </w:pPr>
+            <w:r>
+              <w:rPr>
+                <w:sz w:val="20"/>
+                <w:szCs w:val="20"/>
+              </w:rPr>
+              <w:t xml:space="preserve">The story of your relationship with math — and how it has changed over time.</w:t>
+            </w:r>
+          </w:p>
+        </w:tc>
+        <w:tc>
+          <w:tcPr>
+            <w:tcW w:type="dxa" w:w="2200"/>
+            <w:tcMar>
+              <w:top w:type="dxa" w:w="80"/>
+              <w:left w:type="dxa" w:w="100"/>
+              <w:bottom w:type="dxa" w:w="80"/>
+              <w:right w:type="dxa" w:w="100"/>
+            </w:tcMar>
+            <w:vAlign w:val="top"/>
+          </w:tcPr>
+          <w:p>
+            <w:pPr>
+              <w:spacing w:after="40"/>
+            </w:pPr>
+            <w:r>
+              <w:rPr>
+                <w:i/>
+                <w:iCs/>
+                <w:color w:val="5F6F80"/>
+                <w:sz w:val="19"/>
+                <w:szCs w:val="19"/>
+              </w:rPr>
+              <w:t xml:space="preserve">Not math biography: write a counter-example that breaks the definition.</w:t>
+            </w:r>
+          </w:p>
+          <w:p>
+            <w:pPr>
+              <w:pBdr>
+                <w:bottom w:val="single" w:color="AFBECC" w:sz="6"/>
+              </w:pBdr>
+              <w:spacing w:after="30" w:before="150"/>
+            </w:pPr>
+            <w:r>
+              <w:t xml:space="preserve"/>
+            </w:r>
+          </w:p>
+        </w:tc>
+        <w:tc>
+          <w:tcPr>
+            <w:tcW w:type="dxa" w:w="2200"/>
+            <w:tcMar>
+              <w:top w:type="dxa" w:w="80"/>
+              <w:left w:type="dxa" w:w="100"/>
+              <w:bottom w:type="dxa" w:w="80"/>
+              <w:right w:type="dxa" w:w="100"/>
+            </w:tcMar>
+            <w:vAlign w:val="top"/>
+          </w:tcPr>
+          <w:p>
+            <w:pPr>
+              <w:spacing w:after="40"/>
               <w:jc w:val="center"/>
             </w:pPr>
             <w:r>
               <w:drawing>
                 <wp:inline distT="0" distB="0" distL="0" distR="0">
-                  <wp:extent cx="1047750" cy="790575"/>
+                  <wp:extent cx="876300" cy="657225"/>
                   <wp:effectExtent t="0" r="0" b="0" l="0"/>
                   <wp:docPr id="1" name="" descr="" title=""/>
                   <wp:cNvGraphicFramePr>
@@ -316,7 +536,7 @@
                         <pic:spPr bwMode="auto">
                           <a:xfrm>
                             <a:off x="0" y="0"/>
-                            <a:ext cx="1047750" cy="790575"/>
+                            <a:ext cx="876300" cy="657225"/>
                           </a:xfrm>
                           <a:prstGeom prst="rect">
                             <a:avLst/>
@@ -329,32 +549,108 @@
               </w:drawing>
             </w:r>
           </w:p>
-        </w:tc>
-        <w:tc>
-          <w:tcPr>
-            <w:tcW w:type="dxa" w:w="7560"/>
-            <w:tcMar>
-              <w:top w:type="dxa" w:w="100"/>
-              <w:left w:type="dxa" w:w="40"/>
-              <w:bottom w:type="dxa" w:w="100"/>
-              <w:right w:type="dxa" w:w="40"/>
-            </w:tcMar>
-            <w:vAlign w:val="center"/>
-          </w:tcPr>
-          <w:p>
-            <w:pPr>
-              <w:spacing w:after="50"/>
+          <w:p>
+            <w:pPr>
+              <w:spacing w:after="0"/>
+            </w:pPr>
+            <w:r>
+              <w:rPr>
+                <w:i/>
+                <w:iCs/>
+                <w:color w:val="5F6F80"/>
+                <w:sz w:val="18"/>
+                <w:szCs w:val="18"/>
+              </w:rPr>
+              <w:t xml:space="preserve">September: “I am not a math person.” June: “I can explain why it works.”</w:t>
+            </w:r>
+          </w:p>
+        </w:tc>
+      </w:tr>
+      <w:tr>
+        <w:trPr>
+          <w:cantSplit/>
+        </w:trPr>
+        <w:tc>
+          <w:tcPr>
+            <w:tcW w:type="dxa" w:w="1800"/>
+            <w:tcMar>
+              <w:top w:type="dxa" w:w="80"/>
+              <w:left w:type="dxa" w:w="100"/>
+              <w:bottom w:type="dxa" w:w="80"/>
+              <w:right w:type="dxa" w:w="100"/>
+            </w:tcMar>
+            <w:vAlign w:val="top"/>
+          </w:tcPr>
+          <w:p>
+            <w:pPr>
+              <w:spacing w:after="30"/>
             </w:pPr>
             <w:r>
               <w:rPr>
                 <w:b/>
                 <w:bCs/>
                 <w:color w:val="12355B"/>
-                <w:sz w:val="24"/>
-                <w:szCs w:val="24"/>
-              </w:rPr>
-              <w:t xml:space="preserve">math biography</w:t>
-            </w:r>
+                <w:sz w:val="21"/>
+                <w:szCs w:val="21"/>
+              </w:rPr>
+              <w:t xml:space="preserve">reflect</w:t>
+            </w:r>
+          </w:p>
+          <w:p>
+            <w:pPr>
+              <w:spacing w:after="0"/>
+            </w:pPr>
+            <w:r>
+              <w:rPr>
+                <w:i/>
+                <w:iCs/>
+                <w:color w:val="5F6F80"/>
+                <w:sz w:val="18"/>
+                <w:szCs w:val="18"/>
+              </w:rPr>
+              <w:t xml:space="preserve">reflexionar</w:t>
+            </w:r>
+          </w:p>
+        </w:tc>
+        <w:tc>
+          <w:tcPr>
+            <w:tcW w:type="dxa" w:w="3160"/>
+            <w:tcMar>
+              <w:top w:type="dxa" w:w="80"/>
+              <w:left w:type="dxa" w:w="100"/>
+              <w:bottom w:type="dxa" w:w="80"/>
+              <w:right w:type="dxa" w:w="100"/>
+            </w:tcMar>
+            <w:vAlign w:val="top"/>
+          </w:tcPr>
+          <w:p>
+            <w:pPr>
+              <w:spacing w:after="0"/>
+            </w:pPr>
+            <w:r>
+              <w:rPr>
+                <w:sz w:val="20"/>
+                <w:szCs w:val="20"/>
+              </w:rPr>
+              <w:t xml:space="preserve">To look back at what you did, felt, and learned, and think about what it means.</w:t>
+            </w:r>
+          </w:p>
+        </w:tc>
+        <w:tc>
+          <w:tcPr>
+            <w:tcW w:type="dxa" w:w="2200"/>
+            <w:tcMar>
+              <w:top w:type="dxa" w:w="80"/>
+              <w:left w:type="dxa" w:w="100"/>
+              <w:bottom w:type="dxa" w:w="80"/>
+              <w:right w:type="dxa" w:w="100"/>
+            </w:tcMar>
+            <w:vAlign w:val="top"/>
+          </w:tcPr>
+          <w:p>
+            <w:pPr>
+              <w:spacing w:after="40"/>
+            </w:pPr>
             <w:r>
               <w:rPr>
                 <w:i/>
@@ -363,89 +659,41 @@
                 <w:sz w:val="19"/>
                 <w:szCs w:val="19"/>
               </w:rPr>
-              <w:t xml:space="preserve">   biografía matemática</w:t>
-            </w:r>
-          </w:p>
+              <w:t xml:space="preserve">Not reflect: write a counter-example that breaks the definition.</w:t>
+            </w:r>
+          </w:p>
+          <w:p>
+            <w:pPr>
+              <w:pBdr>
+                <w:bottom w:val="single" w:color="AFBECC" w:sz="6"/>
+              </w:pBdr>
+              <w:spacing w:after="30" w:before="150"/>
+            </w:pPr>
+            <w:r>
+              <w:t xml:space="preserve"/>
+            </w:r>
+          </w:p>
+        </w:tc>
+        <w:tc>
+          <w:tcPr>
+            <w:tcW w:type="dxa" w:w="2200"/>
+            <w:tcMar>
+              <w:top w:type="dxa" w:w="80"/>
+              <w:left w:type="dxa" w:w="100"/>
+              <w:bottom w:type="dxa" w:w="80"/>
+              <w:right w:type="dxa" w:w="100"/>
+            </w:tcMar>
+            <w:vAlign w:val="top"/>
+          </w:tcPr>
           <w:p>
             <w:pPr>
               <w:spacing w:after="40"/>
-            </w:pPr>
-            <w:r>
-              <w:rPr>
-                <w:sz w:val="21"/>
-                <w:szCs w:val="21"/>
-              </w:rPr>
-              <w:t xml:space="preserve">The story of your relationship with math — and how it has changed over time.</w:t>
-            </w:r>
-          </w:p>
-          <w:p>
-            <w:pPr>
-              <w:spacing w:after="0"/>
-            </w:pPr>
-            <w:r>
-              <w:rPr>
-                <w:b/>
-                <w:bCs/>
-                <w:color w:val="1FA6A2"/>
-                <w:sz w:val="18"/>
-                <w:szCs w:val="18"/>
-              </w:rPr>
-              <w:t xml:space="preserve">Example:  </w:t>
-            </w:r>
-            <w:r>
-              <w:rPr>
-                <w:i/>
-                <w:iCs/>
-                <w:color w:val="5F6F80"/>
-                <w:sz w:val="18"/>
-                <w:szCs w:val="18"/>
-              </w:rPr>
-              <w:t xml:space="preserve">September: “I am not a math person.” June: “I can explain why it works.”</w:t>
-            </w:r>
-          </w:p>
-        </w:tc>
-      </w:tr>
-    </w:tbl>
-    <w:tbl>
-      <w:tblPr>
-        <w:tblW w:type="pct" w:w="100%"/>
-        <w:tblBorders>
-          <w:top w:val="none" w:color="FFFFFF" w:sz="0"/>
-          <w:left w:val="none" w:color="FFFFFF" w:sz="0"/>
-          <w:bottom w:val="single" w:color="C7D2DD" w:sz="4"/>
-          <w:right w:val="none" w:color="FFFFFF" w:sz="0"/>
-          <w:insideH w:val="none" w:color="FFFFFF" w:sz="0"/>
-          <w:insideV w:val="none" w:color="FFFFFF" w:sz="0"/>
-        </w:tblBorders>
-      </w:tblPr>
-      <w:tblGrid>
-        <w:gridCol w:w="1800"/>
-        <w:gridCol w:w="7560"/>
-      </w:tblGrid>
-      <w:tr>
-        <w:trPr>
-          <w:cantSplit/>
-        </w:trPr>
-        <w:tc>
-          <w:tcPr>
-            <w:tcW w:type="dxa" w:w="1800"/>
-            <w:tcMar>
-              <w:top w:type="dxa" w:w="100"/>
-              <w:left w:type="dxa" w:w="40"/>
-              <w:bottom w:type="dxa" w:w="100"/>
-              <w:right w:type="dxa" w:w="120"/>
-            </w:tcMar>
-            <w:vAlign w:val="center"/>
-          </w:tcPr>
-          <w:p>
-            <w:pPr>
-              <w:spacing w:after="0"/>
               <w:jc w:val="center"/>
             </w:pPr>
             <w:r>
               <w:drawing>
                 <wp:inline distT="0" distB="0" distL="0" distR="0">
-                  <wp:extent cx="1047750" cy="790575"/>
+                  <wp:extent cx="876300" cy="657225"/>
                   <wp:effectExtent t="0" r="0" b="0" l="0"/>
                   <wp:docPr id="1" name="" descr="" title=""/>
                   <wp:cNvGraphicFramePr>
@@ -470,7 +718,7 @@
                         <pic:spPr bwMode="auto">
                           <a:xfrm>
                             <a:off x="0" y="0"/>
-                            <a:ext cx="1047750" cy="790575"/>
+                            <a:ext cx="876300" cy="657225"/>
                           </a:xfrm>
                           <a:prstGeom prst="rect">
                             <a:avLst/>
@@ -483,32 +731,108 @@
               </w:drawing>
             </w:r>
           </w:p>
-        </w:tc>
-        <w:tc>
-          <w:tcPr>
-            <w:tcW w:type="dxa" w:w="7560"/>
-            <w:tcMar>
-              <w:top w:type="dxa" w:w="100"/>
-              <w:left w:type="dxa" w:w="40"/>
-              <w:bottom w:type="dxa" w:w="100"/>
-              <w:right w:type="dxa" w:w="40"/>
-            </w:tcMar>
-            <w:vAlign w:val="center"/>
-          </w:tcPr>
-          <w:p>
-            <w:pPr>
-              <w:spacing w:after="50"/>
+          <w:p>
+            <w:pPr>
+              <w:spacing w:after="0"/>
+            </w:pPr>
+            <w:r>
+              <w:rPr>
+                <w:i/>
+                <w:iCs/>
+                <w:color w:val="5F6F80"/>
+                <w:sz w:val="18"/>
+                <w:szCs w:val="18"/>
+              </w:rPr>
+              <w:t xml:space="preserve">Looking back at the tram problem: what worked, what you would change.</w:t>
+            </w:r>
+          </w:p>
+        </w:tc>
+      </w:tr>
+      <w:tr>
+        <w:trPr>
+          <w:cantSplit/>
+        </w:trPr>
+        <w:tc>
+          <w:tcPr>
+            <w:tcW w:type="dxa" w:w="1800"/>
+            <w:tcMar>
+              <w:top w:type="dxa" w:w="80"/>
+              <w:left w:type="dxa" w:w="100"/>
+              <w:bottom w:type="dxa" w:w="80"/>
+              <w:right w:type="dxa" w:w="100"/>
+            </w:tcMar>
+            <w:vAlign w:val="top"/>
+          </w:tcPr>
+          <w:p>
+            <w:pPr>
+              <w:spacing w:after="30"/>
             </w:pPr>
             <w:r>
               <w:rPr>
                 <w:b/>
                 <w:bCs/>
                 <w:color w:val="12355B"/>
-                <w:sz w:val="24"/>
-                <w:szCs w:val="24"/>
-              </w:rPr>
-              <w:t xml:space="preserve">reflect</w:t>
-            </w:r>
+                <w:sz w:val="21"/>
+                <w:szCs w:val="21"/>
+              </w:rPr>
+              <w:t xml:space="preserve">growth</w:t>
+            </w:r>
+          </w:p>
+          <w:p>
+            <w:pPr>
+              <w:spacing w:after="0"/>
+            </w:pPr>
+            <w:r>
+              <w:rPr>
+                <w:i/>
+                <w:iCs/>
+                <w:color w:val="5F6F80"/>
+                <w:sz w:val="18"/>
+                <w:szCs w:val="18"/>
+              </w:rPr>
+              <w:t xml:space="preserve">crecimiento</w:t>
+            </w:r>
+          </w:p>
+        </w:tc>
+        <w:tc>
+          <w:tcPr>
+            <w:tcW w:type="dxa" w:w="3160"/>
+            <w:tcMar>
+              <w:top w:type="dxa" w:w="80"/>
+              <w:left w:type="dxa" w:w="100"/>
+              <w:bottom w:type="dxa" w:w="80"/>
+              <w:right w:type="dxa" w:w="100"/>
+            </w:tcMar>
+            <w:vAlign w:val="top"/>
+          </w:tcPr>
+          <w:p>
+            <w:pPr>
+              <w:spacing w:after="0"/>
+            </w:pPr>
+            <w:r>
+              <w:rPr>
+                <w:sz w:val="20"/>
+                <w:szCs w:val="20"/>
+              </w:rPr>
+              <w:t xml:space="preserve">The change between what you could do before and what you can do now.</w:t>
+            </w:r>
+          </w:p>
+        </w:tc>
+        <w:tc>
+          <w:tcPr>
+            <w:tcW w:type="dxa" w:w="2200"/>
+            <w:tcMar>
+              <w:top w:type="dxa" w:w="80"/>
+              <w:left w:type="dxa" w:w="100"/>
+              <w:bottom w:type="dxa" w:w="80"/>
+              <w:right w:type="dxa" w:w="100"/>
+            </w:tcMar>
+            <w:vAlign w:val="top"/>
+          </w:tcPr>
+          <w:p>
+            <w:pPr>
+              <w:spacing w:after="40"/>
+            </w:pPr>
             <w:r>
               <w:rPr>
                 <w:i/>
@@ -517,89 +841,41 @@
                 <w:sz w:val="19"/>
                 <w:szCs w:val="19"/>
               </w:rPr>
-              <w:t xml:space="preserve">   reflexionar</w:t>
-            </w:r>
-          </w:p>
+              <w:t xml:space="preserve">Not growth: write a counter-example that breaks the definition.</w:t>
+            </w:r>
+          </w:p>
+          <w:p>
+            <w:pPr>
+              <w:pBdr>
+                <w:bottom w:val="single" w:color="AFBECC" w:sz="6"/>
+              </w:pBdr>
+              <w:spacing w:after="30" w:before="150"/>
+            </w:pPr>
+            <w:r>
+              <w:t xml:space="preserve"/>
+            </w:r>
+          </w:p>
+        </w:tc>
+        <w:tc>
+          <w:tcPr>
+            <w:tcW w:type="dxa" w:w="2200"/>
+            <w:tcMar>
+              <w:top w:type="dxa" w:w="80"/>
+              <w:left w:type="dxa" w:w="100"/>
+              <w:bottom w:type="dxa" w:w="80"/>
+              <w:right w:type="dxa" w:w="100"/>
+            </w:tcMar>
+            <w:vAlign w:val="top"/>
+          </w:tcPr>
           <w:p>
             <w:pPr>
               <w:spacing w:after="40"/>
-            </w:pPr>
-            <w:r>
-              <w:rPr>
-                <w:sz w:val="21"/>
-                <w:szCs w:val="21"/>
-              </w:rPr>
-              <w:t xml:space="preserve">To look back at what you did, felt, and learned, and think about what it means.</w:t>
-            </w:r>
-          </w:p>
-          <w:p>
-            <w:pPr>
-              <w:spacing w:after="0"/>
-            </w:pPr>
-            <w:r>
-              <w:rPr>
-                <w:b/>
-                <w:bCs/>
-                <w:color w:val="1FA6A2"/>
-                <w:sz w:val="18"/>
-                <w:szCs w:val="18"/>
-              </w:rPr>
-              <w:t xml:space="preserve">Example:  </w:t>
-            </w:r>
-            <w:r>
-              <w:rPr>
-                <w:i/>
-                <w:iCs/>
-                <w:color w:val="5F6F80"/>
-                <w:sz w:val="18"/>
-                <w:szCs w:val="18"/>
-              </w:rPr>
-              <w:t xml:space="preserve">Looking back at the tram problem: what worked, what you would change.</w:t>
-            </w:r>
-          </w:p>
-        </w:tc>
-      </w:tr>
-    </w:tbl>
-    <w:tbl>
-      <w:tblPr>
-        <w:tblW w:type="pct" w:w="100%"/>
-        <w:tblBorders>
-          <w:top w:val="none" w:color="FFFFFF" w:sz="0"/>
-          <w:left w:val="none" w:color="FFFFFF" w:sz="0"/>
-          <w:bottom w:val="single" w:color="C7D2DD" w:sz="4"/>
-          <w:right w:val="none" w:color="FFFFFF" w:sz="0"/>
-          <w:insideH w:val="none" w:color="FFFFFF" w:sz="0"/>
-          <w:insideV w:val="none" w:color="FFFFFF" w:sz="0"/>
-        </w:tblBorders>
-      </w:tblPr>
-      <w:tblGrid>
-        <w:gridCol w:w="1800"/>
-        <w:gridCol w:w="7560"/>
-      </w:tblGrid>
-      <w:tr>
-        <w:trPr>
-          <w:cantSplit/>
-        </w:trPr>
-        <w:tc>
-          <w:tcPr>
-            <w:tcW w:type="dxa" w:w="1800"/>
-            <w:tcMar>
-              <w:top w:type="dxa" w:w="100"/>
-              <w:left w:type="dxa" w:w="40"/>
-              <w:bottom w:type="dxa" w:w="100"/>
-              <w:right w:type="dxa" w:w="120"/>
-            </w:tcMar>
-            <w:vAlign w:val="center"/>
-          </w:tcPr>
-          <w:p>
-            <w:pPr>
-              <w:spacing w:after="0"/>
               <w:jc w:val="center"/>
             </w:pPr>
             <w:r>
               <w:drawing>
                 <wp:inline distT="0" distB="0" distL="0" distR="0">
-                  <wp:extent cx="1047750" cy="790575"/>
+                  <wp:extent cx="876300" cy="657225"/>
                   <wp:effectExtent t="0" r="0" b="0" l="0"/>
                   <wp:docPr id="1" name="" descr="" title=""/>
                   <wp:cNvGraphicFramePr>
@@ -624,7 +900,7 @@
                         <pic:spPr bwMode="auto">
                           <a:xfrm>
                             <a:off x="0" y="0"/>
-                            <a:ext cx="1047750" cy="790575"/>
+                            <a:ext cx="876300" cy="657225"/>
                           </a:xfrm>
                           <a:prstGeom prst="rect">
                             <a:avLst/>
@@ -637,32 +913,108 @@
               </w:drawing>
             </w:r>
           </w:p>
-        </w:tc>
-        <w:tc>
-          <w:tcPr>
-            <w:tcW w:type="dxa" w:w="7560"/>
-            <w:tcMar>
-              <w:top w:type="dxa" w:w="100"/>
-              <w:left w:type="dxa" w:w="40"/>
-              <w:bottom w:type="dxa" w:w="100"/>
-              <w:right w:type="dxa" w:w="40"/>
-            </w:tcMar>
-            <w:vAlign w:val="center"/>
-          </w:tcPr>
-          <w:p>
-            <w:pPr>
-              <w:spacing w:after="50"/>
+          <w:p>
+            <w:pPr>
+              <w:spacing w:after="0"/>
+            </w:pPr>
+            <w:r>
+              <w:rPr>
+                <w:i/>
+                <w:iCs/>
+                <w:color w:val="5F6F80"/>
+                <w:sz w:val="18"/>
+                <w:szCs w:val="18"/>
+              </w:rPr>
+              <w:t xml:space="preserve">In Unit 1 you estimated 80 riders; now you find 480 riders per hour.</w:t>
+            </w:r>
+          </w:p>
+        </w:tc>
+      </w:tr>
+      <w:tr>
+        <w:trPr>
+          <w:cantSplit/>
+        </w:trPr>
+        <w:tc>
+          <w:tcPr>
+            <w:tcW w:type="dxa" w:w="1800"/>
+            <w:tcMar>
+              <w:top w:type="dxa" w:w="80"/>
+              <w:left w:type="dxa" w:w="100"/>
+              <w:bottom w:type="dxa" w:w="80"/>
+              <w:right w:type="dxa" w:w="100"/>
+            </w:tcMar>
+            <w:vAlign w:val="top"/>
+          </w:tcPr>
+          <w:p>
+            <w:pPr>
+              <w:spacing w:after="30"/>
             </w:pPr>
             <w:r>
               <w:rPr>
                 <w:b/>
                 <w:bCs/>
                 <w:color w:val="12355B"/>
-                <w:sz w:val="24"/>
-                <w:szCs w:val="24"/>
-              </w:rPr>
-              <w:t xml:space="preserve">growth</w:t>
-            </w:r>
+                <w:sz w:val="21"/>
+                <w:szCs w:val="21"/>
+              </w:rPr>
+              <w:t xml:space="preserve">confidence</w:t>
+            </w:r>
+          </w:p>
+          <w:p>
+            <w:pPr>
+              <w:spacing w:after="0"/>
+            </w:pPr>
+            <w:r>
+              <w:rPr>
+                <w:i/>
+                <w:iCs/>
+                <w:color w:val="5F6F80"/>
+                <w:sz w:val="18"/>
+                <w:szCs w:val="18"/>
+              </w:rPr>
+              <w:t xml:space="preserve">confianza</w:t>
+            </w:r>
+          </w:p>
+        </w:tc>
+        <w:tc>
+          <w:tcPr>
+            <w:tcW w:type="dxa" w:w="3160"/>
+            <w:tcMar>
+              <w:top w:type="dxa" w:w="80"/>
+              <w:left w:type="dxa" w:w="100"/>
+              <w:bottom w:type="dxa" w:w="80"/>
+              <w:right w:type="dxa" w:w="100"/>
+            </w:tcMar>
+            <w:vAlign w:val="top"/>
+          </w:tcPr>
+          <w:p>
+            <w:pPr>
+              <w:spacing w:after="0"/>
+            </w:pPr>
+            <w:r>
+              <w:rPr>
+                <w:sz w:val="20"/>
+                <w:szCs w:val="20"/>
+              </w:rPr>
+              <w:t xml:space="preserve">Trusting yourself to try a problem, even when the first attempt might fail.</w:t>
+            </w:r>
+          </w:p>
+        </w:tc>
+        <w:tc>
+          <w:tcPr>
+            <w:tcW w:type="dxa" w:w="2200"/>
+            <w:tcMar>
+              <w:top w:type="dxa" w:w="80"/>
+              <w:left w:type="dxa" w:w="100"/>
+              <w:bottom w:type="dxa" w:w="80"/>
+              <w:right w:type="dxa" w:w="100"/>
+            </w:tcMar>
+            <w:vAlign w:val="top"/>
+          </w:tcPr>
+          <w:p>
+            <w:pPr>
+              <w:spacing w:after="40"/>
+            </w:pPr>
             <w:r>
               <w:rPr>
                 <w:i/>
@@ -671,89 +1023,41 @@
                 <w:sz w:val="19"/>
                 <w:szCs w:val="19"/>
               </w:rPr>
-              <w:t xml:space="preserve">   crecimiento</w:t>
-            </w:r>
-          </w:p>
+              <w:t xml:space="preserve">Not confidence: write a counter-example that breaks the definition.</w:t>
+            </w:r>
+          </w:p>
+          <w:p>
+            <w:pPr>
+              <w:pBdr>
+                <w:bottom w:val="single" w:color="AFBECC" w:sz="6"/>
+              </w:pBdr>
+              <w:spacing w:after="30" w:before="150"/>
+            </w:pPr>
+            <w:r>
+              <w:t xml:space="preserve"/>
+            </w:r>
+          </w:p>
+        </w:tc>
+        <w:tc>
+          <w:tcPr>
+            <w:tcW w:type="dxa" w:w="2200"/>
+            <w:tcMar>
+              <w:top w:type="dxa" w:w="80"/>
+              <w:left w:type="dxa" w:w="100"/>
+              <w:bottom w:type="dxa" w:w="80"/>
+              <w:right w:type="dxa" w:w="100"/>
+            </w:tcMar>
+            <w:vAlign w:val="top"/>
+          </w:tcPr>
           <w:p>
             <w:pPr>
               <w:spacing w:after="40"/>
-            </w:pPr>
-            <w:r>
-              <w:rPr>
-                <w:sz w:val="21"/>
-                <w:szCs w:val="21"/>
-              </w:rPr>
-              <w:t xml:space="preserve">The change between what you could do before and what you can do now.</w:t>
-            </w:r>
-          </w:p>
-          <w:p>
-            <w:pPr>
-              <w:spacing w:after="0"/>
-            </w:pPr>
-            <w:r>
-              <w:rPr>
-                <w:b/>
-                <w:bCs/>
-                <w:color w:val="1FA6A2"/>
-                <w:sz w:val="18"/>
-                <w:szCs w:val="18"/>
-              </w:rPr>
-              <w:t xml:space="preserve">Example:  </w:t>
-            </w:r>
-            <w:r>
-              <w:rPr>
-                <w:i/>
-                <w:iCs/>
-                <w:color w:val="5F6F80"/>
-                <w:sz w:val="18"/>
-                <w:szCs w:val="18"/>
-              </w:rPr>
-              <w:t xml:space="preserve">In Unit 1 you estimated 80 riders; now you find 480 riders per hour.</w:t>
-            </w:r>
-          </w:p>
-        </w:tc>
-      </w:tr>
-    </w:tbl>
-    <w:tbl>
-      <w:tblPr>
-        <w:tblW w:type="pct" w:w="100%"/>
-        <w:tblBorders>
-          <w:top w:val="none" w:color="FFFFFF" w:sz="0"/>
-          <w:left w:val="none" w:color="FFFFFF" w:sz="0"/>
-          <w:bottom w:val="single" w:color="C7D2DD" w:sz="4"/>
-          <w:right w:val="none" w:color="FFFFFF" w:sz="0"/>
-          <w:insideH w:val="none" w:color="FFFFFF" w:sz="0"/>
-          <w:insideV w:val="none" w:color="FFFFFF" w:sz="0"/>
-        </w:tblBorders>
-      </w:tblPr>
-      <w:tblGrid>
-        <w:gridCol w:w="1800"/>
-        <w:gridCol w:w="7560"/>
-      </w:tblGrid>
-      <w:tr>
-        <w:trPr>
-          <w:cantSplit/>
-        </w:trPr>
-        <w:tc>
-          <w:tcPr>
-            <w:tcW w:type="dxa" w:w="1800"/>
-            <w:tcMar>
-              <w:top w:type="dxa" w:w="100"/>
-              <w:left w:type="dxa" w:w="40"/>
-              <w:bottom w:type="dxa" w:w="100"/>
-              <w:right w:type="dxa" w:w="120"/>
-            </w:tcMar>
-            <w:vAlign w:val="center"/>
-          </w:tcPr>
-          <w:p>
-            <w:pPr>
-              <w:spacing w:after="0"/>
               <w:jc w:val="center"/>
             </w:pPr>
             <w:r>
               <w:drawing>
                 <wp:inline distT="0" distB="0" distL="0" distR="0">
-                  <wp:extent cx="1047750" cy="790575"/>
+                  <wp:extent cx="876300" cy="657225"/>
                   <wp:effectExtent t="0" r="0" b="0" l="0"/>
                   <wp:docPr id="1" name="" descr="" title=""/>
                   <wp:cNvGraphicFramePr>
@@ -778,7 +1082,7 @@
                         <pic:spPr bwMode="auto">
                           <a:xfrm>
                             <a:off x="0" y="0"/>
-                            <a:ext cx="1047750" cy="790575"/>
+                            <a:ext cx="876300" cy="657225"/>
                           </a:xfrm>
                           <a:prstGeom prst="rect">
                             <a:avLst/>
@@ -791,32 +1095,108 @@
               </w:drawing>
             </w:r>
           </w:p>
-        </w:tc>
-        <w:tc>
-          <w:tcPr>
-            <w:tcW w:type="dxa" w:w="7560"/>
-            <w:tcMar>
-              <w:top w:type="dxa" w:w="100"/>
-              <w:left w:type="dxa" w:w="40"/>
-              <w:bottom w:type="dxa" w:w="100"/>
-              <w:right w:type="dxa" w:w="40"/>
-            </w:tcMar>
-            <w:vAlign w:val="center"/>
-          </w:tcPr>
-          <w:p>
-            <w:pPr>
-              <w:spacing w:after="50"/>
+          <w:p>
+            <w:pPr>
+              <w:spacing w:after="0"/>
+            </w:pPr>
+            <w:r>
+              <w:rPr>
+                <w:i/>
+                <w:iCs/>
+                <w:color w:val="5F6F80"/>
+                <w:sz w:val="18"/>
+                <w:szCs w:val="18"/>
+              </w:rPr>
+              <w:t xml:space="preserve">Starting a hard problem before you are sure it will work.</w:t>
+            </w:r>
+          </w:p>
+        </w:tc>
+      </w:tr>
+      <w:tr>
+        <w:trPr>
+          <w:cantSplit/>
+        </w:trPr>
+        <w:tc>
+          <w:tcPr>
+            <w:tcW w:type="dxa" w:w="1800"/>
+            <w:tcMar>
+              <w:top w:type="dxa" w:w="80"/>
+              <w:left w:type="dxa" w:w="100"/>
+              <w:bottom w:type="dxa" w:w="80"/>
+              <w:right w:type="dxa" w:w="100"/>
+            </w:tcMar>
+            <w:vAlign w:val="top"/>
+          </w:tcPr>
+          <w:p>
+            <w:pPr>
+              <w:spacing w:after="30"/>
             </w:pPr>
             <w:r>
               <w:rPr>
                 <w:b/>
                 <w:bCs/>
                 <w:color w:val="12355B"/>
-                <w:sz w:val="24"/>
-                <w:szCs w:val="24"/>
-              </w:rPr>
-              <w:t xml:space="preserve">confidence</w:t>
-            </w:r>
+                <w:sz w:val="21"/>
+                <w:szCs w:val="21"/>
+              </w:rPr>
+              <w:t xml:space="preserve">community</w:t>
+            </w:r>
+          </w:p>
+          <w:p>
+            <w:pPr>
+              <w:spacing w:after="0"/>
+            </w:pPr>
+            <w:r>
+              <w:rPr>
+                <w:i/>
+                <w:iCs/>
+                <w:color w:val="5F6F80"/>
+                <w:sz w:val="18"/>
+                <w:szCs w:val="18"/>
+              </w:rPr>
+              <w:t xml:space="preserve">comunidad</w:t>
+            </w:r>
+          </w:p>
+        </w:tc>
+        <w:tc>
+          <w:tcPr>
+            <w:tcW w:type="dxa" w:w="3160"/>
+            <w:tcMar>
+              <w:top w:type="dxa" w:w="80"/>
+              <w:left w:type="dxa" w:w="100"/>
+              <w:bottom w:type="dxa" w:w="80"/>
+              <w:right w:type="dxa" w:w="100"/>
+            </w:tcMar>
+            <w:vAlign w:val="top"/>
+          </w:tcPr>
+          <w:p>
+            <w:pPr>
+              <w:spacing w:after="0"/>
+            </w:pPr>
+            <w:r>
+              <w:rPr>
+                <w:sz w:val="20"/>
+                <w:szCs w:val="20"/>
+              </w:rPr>
+              <w:t xml:space="preserve">The people and places around you — where math shows up outside the classroom.</w:t>
+            </w:r>
+          </w:p>
+        </w:tc>
+        <w:tc>
+          <w:tcPr>
+            <w:tcW w:type="dxa" w:w="2200"/>
+            <w:tcMar>
+              <w:top w:type="dxa" w:w="80"/>
+              <w:left w:type="dxa" w:w="100"/>
+              <w:bottom w:type="dxa" w:w="80"/>
+              <w:right w:type="dxa" w:w="100"/>
+            </w:tcMar>
+            <w:vAlign w:val="top"/>
+          </w:tcPr>
+          <w:p>
+            <w:pPr>
+              <w:spacing w:after="40"/>
+            </w:pPr>
             <w:r>
               <w:rPr>
                 <w:i/>
@@ -825,89 +1205,41 @@
                 <w:sz w:val="19"/>
                 <w:szCs w:val="19"/>
               </w:rPr>
-              <w:t xml:space="preserve">   confianza</w:t>
-            </w:r>
-          </w:p>
+              <w:t xml:space="preserve">Not community: write a counter-example that breaks the definition.</w:t>
+            </w:r>
+          </w:p>
+          <w:p>
+            <w:pPr>
+              <w:pBdr>
+                <w:bottom w:val="single" w:color="AFBECC" w:sz="6"/>
+              </w:pBdr>
+              <w:spacing w:after="30" w:before="150"/>
+            </w:pPr>
+            <w:r>
+              <w:t xml:space="preserve"/>
+            </w:r>
+          </w:p>
+        </w:tc>
+        <w:tc>
+          <w:tcPr>
+            <w:tcW w:type="dxa" w:w="2200"/>
+            <w:tcMar>
+              <w:top w:type="dxa" w:w="80"/>
+              <w:left w:type="dxa" w:w="100"/>
+              <w:bottom w:type="dxa" w:w="80"/>
+              <w:right w:type="dxa" w:w="100"/>
+            </w:tcMar>
+            <w:vAlign w:val="top"/>
+          </w:tcPr>
           <w:p>
             <w:pPr>
               <w:spacing w:after="40"/>
-            </w:pPr>
-            <w:r>
-              <w:rPr>
-                <w:sz w:val="21"/>
-                <w:szCs w:val="21"/>
-              </w:rPr>
-              <w:t xml:space="preserve">Trusting yourself to try a problem, even when the first attempt might fail.</w:t>
-            </w:r>
-          </w:p>
-          <w:p>
-            <w:pPr>
-              <w:spacing w:after="0"/>
-            </w:pPr>
-            <w:r>
-              <w:rPr>
-                <w:b/>
-                <w:bCs/>
-                <w:color w:val="1FA6A2"/>
-                <w:sz w:val="18"/>
-                <w:szCs w:val="18"/>
-              </w:rPr>
-              <w:t xml:space="preserve">Example:  </w:t>
-            </w:r>
-            <w:r>
-              <w:rPr>
-                <w:i/>
-                <w:iCs/>
-                <w:color w:val="5F6F80"/>
-                <w:sz w:val="18"/>
-                <w:szCs w:val="18"/>
-              </w:rPr>
-              <w:t xml:space="preserve">Starting a hard problem before you are sure it will work.</w:t>
-            </w:r>
-          </w:p>
-        </w:tc>
-      </w:tr>
-    </w:tbl>
-    <w:tbl>
-      <w:tblPr>
-        <w:tblW w:type="pct" w:w="100%"/>
-        <w:tblBorders>
-          <w:top w:val="none" w:color="FFFFFF" w:sz="0"/>
-          <w:left w:val="none" w:color="FFFFFF" w:sz="0"/>
-          <w:bottom w:val="single" w:color="C7D2DD" w:sz="4"/>
-          <w:right w:val="none" w:color="FFFFFF" w:sz="0"/>
-          <w:insideH w:val="none" w:color="FFFFFF" w:sz="0"/>
-          <w:insideV w:val="none" w:color="FFFFFF" w:sz="0"/>
-        </w:tblBorders>
-      </w:tblPr>
-      <w:tblGrid>
-        <w:gridCol w:w="1800"/>
-        <w:gridCol w:w="7560"/>
-      </w:tblGrid>
-      <w:tr>
-        <w:trPr>
-          <w:cantSplit/>
-        </w:trPr>
-        <w:tc>
-          <w:tcPr>
-            <w:tcW w:type="dxa" w:w="1800"/>
-            <w:tcMar>
-              <w:top w:type="dxa" w:w="100"/>
-              <w:left w:type="dxa" w:w="40"/>
-              <w:bottom w:type="dxa" w:w="100"/>
-              <w:right w:type="dxa" w:w="120"/>
-            </w:tcMar>
-            <w:vAlign w:val="center"/>
-          </w:tcPr>
-          <w:p>
-            <w:pPr>
-              <w:spacing w:after="0"/>
               <w:jc w:val="center"/>
             </w:pPr>
             <w:r>
               <w:drawing>
                 <wp:inline distT="0" distB="0" distL="0" distR="0">
-                  <wp:extent cx="1047750" cy="790575"/>
+                  <wp:extent cx="876300" cy="657225"/>
                   <wp:effectExtent t="0" r="0" b="0" l="0"/>
                   <wp:docPr id="1" name="" descr="" title=""/>
                   <wp:cNvGraphicFramePr>
@@ -932,7 +1264,7 @@
                         <pic:spPr bwMode="auto">
                           <a:xfrm>
                             <a:off x="0" y="0"/>
-                            <a:ext cx="1047750" cy="790575"/>
+                            <a:ext cx="876300" cy="657225"/>
                           </a:xfrm>
                           <a:prstGeom prst="rect">
                             <a:avLst/>
@@ -945,69 +1277,10 @@
               </w:drawing>
             </w:r>
           </w:p>
-        </w:tc>
-        <w:tc>
-          <w:tcPr>
-            <w:tcW w:type="dxa" w:w="7560"/>
-            <w:tcMar>
-              <w:top w:type="dxa" w:w="100"/>
-              <w:left w:type="dxa" w:w="40"/>
-              <w:bottom w:type="dxa" w:w="100"/>
-              <w:right w:type="dxa" w:w="40"/>
-            </w:tcMar>
-            <w:vAlign w:val="center"/>
-          </w:tcPr>
-          <w:p>
-            <w:pPr>
-              <w:spacing w:after="50"/>
-            </w:pPr>
-            <w:r>
-              <w:rPr>
-                <w:b/>
-                <w:bCs/>
-                <w:color w:val="12355B"/>
-                <w:sz w:val="24"/>
-                <w:szCs w:val="24"/>
-              </w:rPr>
-              <w:t xml:space="preserve">community</w:t>
-            </w:r>
-            <w:r>
-              <w:rPr>
-                <w:i/>
-                <w:iCs/>
-                <w:color w:val="5F6F80"/>
-                <w:sz w:val="19"/>
-                <w:szCs w:val="19"/>
-              </w:rPr>
-              <w:t xml:space="preserve">   comunidad</w:t>
-            </w:r>
-          </w:p>
-          <w:p>
-            <w:pPr>
-              <w:spacing w:after="40"/>
-            </w:pPr>
-            <w:r>
-              <w:rPr>
-                <w:sz w:val="21"/>
-                <w:szCs w:val="21"/>
-              </w:rPr>
-              <w:t xml:space="preserve">The people and places around you — where math shows up outside the classroom.</w:t>
-            </w:r>
-          </w:p>
           <w:p>
             <w:pPr>
               <w:spacing w:after="0"/>
             </w:pPr>
-            <w:r>
-              <w:rPr>
-                <w:b/>
-                <w:bCs/>
-                <w:color w:val="1FA6A2"/>
-                <w:sz w:val="18"/>
-                <w:szCs w:val="18"/>
-              </w:rPr>
-              <w:t xml:space="preserve">Example:  </w:t>
-            </w:r>
             <w:r>
               <w:rPr>
                 <w:i/>
@@ -3116,7 +3389,7 @@
           <w:sz w:val="19"/>
           <w:szCs w:val="19"/>
         </w:rPr>
-        <w:t xml:space="preserve">   You Do — show your work</w:t>
+        <w:t xml:space="preserve">   You Do — show your work and reasoning</w:t>
       </w:r>
     </w:p>
     <w:p>
@@ -3131,7 +3404,7 @@
           <w:sz w:val="19"/>
           <w:szCs w:val="19"/>
         </w:rPr>
-        <w:t xml:space="preserve">Solve each problem. Show your thinking in the work box.</w:t>
+        <w:t xml:space="preserve">Solve each problem in the middle column and explain your reasoning using the sentence starters on the right.</w:t>
       </w:r>
     </w:p>
     <w:p>
@@ -3160,120 +3433,219 @@
         <w:t xml:space="preserve">   extra scaffolding</w:t>
       </w:r>
     </w:p>
-    <w:p>
-      <w:pPr>
-        <w:keepNext/>
-        <w:spacing w:after="60" w:before="160"/>
-      </w:pPr>
-      <w:r>
-        <w:rPr>
-          <w:b/>
-          <w:bCs/>
-          <w:color w:val="12355B"/>
-          <w:sz w:val="22"/>
-          <w:szCs w:val="22"/>
-        </w:rPr>
-        <w:t xml:space="preserve">1.  </w:t>
-      </w:r>
-      <w:r>
-        <w:rPr>
-          <w:b/>
-          <w:bCs/>
-          <w:sz w:val="21"/>
-          <w:szCs w:val="21"/>
-        </w:rPr>
-        <w:t xml:space="preserve">In September you decomposed 78.5 as 70 + 8.5. Which of these ALSO equals 78.5, using division?</w:t>
-      </w:r>
-    </w:p>
-    <w:p>
-      <w:pPr>
-        <w:spacing w:after="40"/>
-        <w:ind w:left="420"/>
-      </w:pPr>
-      <w:r>
-        <w:rPr>
-          <w:sz w:val="20"/>
-          <w:szCs w:val="20"/>
-        </w:rPr>
-        <w:t xml:space="preserve">A)  78.5 ÷ 2</w:t>
-      </w:r>
-    </w:p>
-    <w:p>
-      <w:pPr>
-        <w:spacing w:after="40"/>
-        <w:ind w:left="420"/>
-      </w:pPr>
-      <w:r>
-        <w:rPr>
-          <w:sz w:val="20"/>
-          <w:szCs w:val="20"/>
-        </w:rPr>
-        <w:t xml:space="preserve">B)  156 ÷ 2</w:t>
-      </w:r>
-    </w:p>
-    <w:p>
-      <w:pPr>
-        <w:spacing w:after="40"/>
-        <w:ind w:left="420"/>
-      </w:pPr>
-      <w:r>
-        <w:rPr>
-          <w:sz w:val="20"/>
-          <w:szCs w:val="20"/>
-        </w:rPr>
-        <w:t xml:space="preserve">C)  157 ÷ 2</w:t>
-      </w:r>
-    </w:p>
-    <w:p>
-      <w:pPr>
-        <w:spacing w:after="40"/>
-        <w:ind w:left="420"/>
-      </w:pPr>
-      <w:r>
-        <w:rPr>
-          <w:sz w:val="20"/>
-          <w:szCs w:val="20"/>
-        </w:rPr>
-        <w:t xml:space="preserve">D)  157 ÷ 4</w:t>
-      </w:r>
-    </w:p>
-    <w:p>
-      <w:pPr>
-        <w:spacing w:after="20"/>
-      </w:pPr>
-      <w:r>
-        <w:t xml:space="preserve"/>
-      </w:r>
-    </w:p>
     <w:tbl>
       <w:tblPr>
-        <w:tblW w:type="pct" w:w="100%"/>
+        <w:tblW w:type="dxa" w:w="9360"/>
         <w:tblBorders>
           <w:top w:val="single" w:color="C7D2DD" w:sz="6"/>
           <w:left w:val="single" w:color="C7D2DD" w:sz="6"/>
           <w:bottom w:val="single" w:color="C7D2DD" w:sz="6"/>
           <w:right w:val="single" w:color="C7D2DD" w:sz="6"/>
-          <w:insideH w:val="single" w:color="auto" w:sz="4"/>
-          <w:insideV w:val="single" w:color="auto" w:sz="4"/>
+          <w:insideH w:val="single" w:color="C7D2DD" w:sz="6"/>
+          <w:insideV w:val="single" w:color="C7D2DD" w:sz="6"/>
         </w:tblBorders>
       </w:tblPr>
       <w:tblGrid>
-        <w:gridCol w:w="100"/>
+        <w:gridCol w:w="2800"/>
+        <w:gridCol w:w="3560"/>
+        <w:gridCol w:w="3000"/>
       </w:tblGrid>
       <w:tr>
-        <w:tc>
-          <w:tcPr>
+        <w:trPr>
+          <w:cantSplit/>
+          <w:tblHeader/>
+        </w:trPr>
+        <w:tc>
+          <w:tcPr>
+            <w:tcW w:type="dxa" w:w="2800"/>
+            <w:shd w:fill="EEF4F8" w:color="auto" w:val="clear"/>
+            <w:tcMar>
+              <w:top w:type="dxa" w:w="60"/>
+              <w:left w:type="dxa" w:w="100"/>
+              <w:bottom w:type="dxa" w:w="60"/>
+              <w:right w:type="dxa" w:w="100"/>
+            </w:tcMar>
+          </w:tcPr>
+          <w:p>
+            <w:pPr>
+              <w:spacing w:after="0"/>
+            </w:pPr>
+            <w:r>
+              <w:rPr>
+                <w:b/>
+                <w:bCs/>
+                <w:color w:val="12355B"/>
+                <w:sz w:val="16"/>
+                <w:szCs w:val="16"/>
+              </w:rPr>
+              <w:t xml:space="preserve">CORE PROBLEM / GIVEN REPRESENTATION</w:t>
+            </w:r>
+          </w:p>
+        </w:tc>
+        <w:tc>
+          <w:tcPr>
+            <w:tcW w:type="dxa" w:w="3560"/>
+            <w:shd w:fill="EEF4F8" w:color="auto" w:val="clear"/>
+            <w:tcMar>
+              <w:top w:type="dxa" w:w="60"/>
+              <w:left w:type="dxa" w:w="100"/>
+              <w:bottom w:type="dxa" w:w="60"/>
+              <w:right w:type="dxa" w:w="100"/>
+            </w:tcMar>
+          </w:tcPr>
+          <w:p>
+            <w:pPr>
+              <w:spacing w:after="0"/>
+            </w:pPr>
+            <w:r>
+              <w:rPr>
+                <w:b/>
+                <w:bCs/>
+                <w:color w:val="12355B"/>
+                <w:sz w:val="16"/>
+                <w:szCs w:val="16"/>
+              </w:rPr>
+              <w:t xml:space="preserve">WORKING SPACE / CALCULATION STEPS</w:t>
+            </w:r>
+          </w:p>
+        </w:tc>
+        <w:tc>
+          <w:tcPr>
+            <w:tcW w:type="dxa" w:w="3000"/>
             <w:shd w:fill="FBF3E2" w:color="auto" w:val="clear"/>
             <w:tcMar>
               <w:top w:type="dxa" w:w="60"/>
-              <w:left w:type="dxa" w:w="120"/>
+              <w:left w:type="dxa" w:w="100"/>
               <w:bottom w:type="dxa" w:w="60"/>
-              <w:right w:type="dxa" w:w="120"/>
-            </w:tcMar>
-          </w:tcPr>
-          <w:p>
-            <w:pPr>
-              <w:spacing w:after="0" w:line="320"/>
+              <w:right w:type="dxa" w:w="100"/>
+            </w:tcMar>
+          </w:tcPr>
+          <w:p>
+            <w:pPr>
+              <w:spacing w:after="0"/>
+            </w:pPr>
+            <w:r>
+              <w:rPr>
+                <w:b/>
+                <w:bCs/>
+                <w:color w:val="B97A12"/>
+                <w:sz w:val="16"/>
+                <w:szCs w:val="16"/>
+              </w:rPr>
+              <w:t xml:space="preserve">EXPLAIN YOUR REASONING</w:t>
+            </w:r>
+          </w:p>
+        </w:tc>
+      </w:tr>
+      <w:tr>
+        <w:trPr>
+          <w:cantSplit/>
+        </w:trPr>
+        <w:tc>
+          <w:tcPr>
+            <w:tcW w:type="dxa" w:w="2800"/>
+            <w:tcMar>
+              <w:top w:type="dxa" w:w="80"/>
+              <w:left w:type="dxa" w:w="100"/>
+              <w:bottom w:type="dxa" w:w="80"/>
+              <w:right w:type="dxa" w:w="100"/>
+            </w:tcMar>
+            <w:vAlign w:val="top"/>
+          </w:tcPr>
+          <w:p>
+            <w:pPr>
+              <w:spacing w:after="60"/>
+            </w:pPr>
+            <w:r>
+              <w:rPr>
+                <w:b/>
+                <w:bCs/>
+                <w:color w:val="12355B"/>
+                <w:sz w:val="21"/>
+                <w:szCs w:val="21"/>
+              </w:rPr>
+              <w:t xml:space="preserve">1.  </w:t>
+            </w:r>
+            <w:r>
+              <w:rPr>
+                <w:b/>
+                <w:bCs/>
+                <w:sz w:val="20"/>
+                <w:szCs w:val="20"/>
+              </w:rPr>
+              <w:t xml:space="preserve">In September you decomposed 78.5 as 70 + 8.5. Which of these ALSO equals 78.5, using division?</w:t>
+            </w:r>
+          </w:p>
+          <w:p>
+            <w:pPr>
+              <w:spacing w:after="30"/>
+              <w:ind w:left="180"/>
+            </w:pPr>
+            <w:r>
+              <w:rPr>
+                <w:sz w:val="19"/>
+                <w:szCs w:val="19"/>
+              </w:rPr>
+              <w:t xml:space="preserve">A)  78.5 ÷ 2</w:t>
+            </w:r>
+          </w:p>
+          <w:p>
+            <w:pPr>
+              <w:spacing w:after="30"/>
+              <w:ind w:left="180"/>
+            </w:pPr>
+            <w:r>
+              <w:rPr>
+                <w:sz w:val="19"/>
+                <w:szCs w:val="19"/>
+              </w:rPr>
+              <w:t xml:space="preserve">B)  156 ÷ 2</w:t>
+            </w:r>
+          </w:p>
+          <w:p>
+            <w:pPr>
+              <w:spacing w:after="30"/>
+              <w:ind w:left="180"/>
+            </w:pPr>
+            <w:r>
+              <w:rPr>
+                <w:sz w:val="19"/>
+                <w:szCs w:val="19"/>
+              </w:rPr>
+              <w:t xml:space="preserve">C)  157 ÷ 2</w:t>
+            </w:r>
+          </w:p>
+          <w:p>
+            <w:pPr>
+              <w:spacing w:after="30"/>
+              <w:ind w:left="180"/>
+            </w:pPr>
+            <w:r>
+              <w:rPr>
+                <w:sz w:val="19"/>
+                <w:szCs w:val="19"/>
+              </w:rPr>
+              <w:t xml:space="preserve">D)  157 ÷ 4</w:t>
+            </w:r>
+          </w:p>
+        </w:tc>
+        <w:tc>
+          <w:tcPr>
+            <w:tcW w:type="dxa" w:w="3560"/>
+            <w:tcMar>
+              <w:top w:type="dxa" w:w="80"/>
+              <w:left w:type="dxa" w:w="100"/>
+              <w:bottom w:type="dxa" w:w="80"/>
+              <w:right w:type="dxa" w:w="100"/>
+            </w:tcMar>
+            <w:vAlign w:val="top"/>
+          </w:tcPr>
+          <w:p>
+            <w:pPr>
+              <w:pBdr>
+                <w:bottom w:val="single" w:color="AFBECC" w:sz="6"/>
+              </w:pBdr>
+              <w:spacing w:after="30" w:before="150"/>
             </w:pPr>
             <w:r>
               <w:t xml:space="preserve"/>
@@ -3281,7 +3653,147 @@
           </w:p>
           <w:p>
             <w:pPr>
-              <w:spacing w:after="0" w:line="320"/>
+              <w:pBdr>
+                <w:bottom w:val="single" w:color="AFBECC" w:sz="6"/>
+              </w:pBdr>
+              <w:spacing w:after="30" w:before="150"/>
+            </w:pPr>
+            <w:r>
+              <w:t xml:space="preserve"/>
+            </w:r>
+          </w:p>
+          <w:p>
+            <w:pPr>
+              <w:pBdr>
+                <w:bottom w:val="single" w:color="AFBECC" w:sz="6"/>
+              </w:pBdr>
+              <w:spacing w:after="30" w:before="150"/>
+            </w:pPr>
+            <w:r>
+              <w:t xml:space="preserve"/>
+            </w:r>
+          </w:p>
+          <w:p>
+            <w:pPr>
+              <w:pBdr>
+                <w:bottom w:val="single" w:color="AFBECC" w:sz="6"/>
+              </w:pBdr>
+              <w:spacing w:after="30" w:before="150"/>
+            </w:pPr>
+            <w:r>
+              <w:t xml:space="preserve"/>
+            </w:r>
+          </w:p>
+        </w:tc>
+        <w:tc>
+          <w:tcPr>
+            <w:tcW w:type="dxa" w:w="3000"/>
+            <w:shd w:fill="FBF3E2" w:color="auto" w:val="clear"/>
+            <w:tcMar>
+              <w:top w:type="dxa" w:w="80"/>
+              <w:left w:type="dxa" w:w="100"/>
+              <w:bottom w:type="dxa" w:w="80"/>
+              <w:right w:type="dxa" w:w="100"/>
+            </w:tcMar>
+            <w:vAlign w:val="top"/>
+          </w:tcPr>
+          <w:p>
+            <w:pPr>
+              <w:spacing w:after="40"/>
+            </w:pPr>
+            <w:r>
+              <w:rPr>
+                <w:b/>
+                <w:bCs/>
+                <w:color w:val="12355B"/>
+                <w:sz w:val="19"/>
+                <w:szCs w:val="19"/>
+              </w:rPr>
+              <w:t xml:space="preserve">Because... </w:t>
+            </w:r>
+            <w:r>
+              <w:rPr>
+                <w:color w:val="AFBECC"/>
+                <w:sz w:val="19"/>
+                <w:szCs w:val="19"/>
+              </w:rPr>
+              <w:t xml:space="preserve">________________</w:t>
+            </w:r>
+          </w:p>
+          <w:p>
+            <w:pPr>
+              <w:pBdr>
+                <w:bottom w:val="single" w:color="AFBECC" w:sz="6"/>
+              </w:pBdr>
+              <w:spacing w:after="30" w:before="150"/>
+            </w:pPr>
+            <w:r>
+              <w:t xml:space="preserve"/>
+            </w:r>
+          </w:p>
+          <w:p>
+            <w:pPr>
+              <w:spacing w:after="40" w:before="80"/>
+            </w:pPr>
+            <w:r>
+              <w:rPr>
+                <w:b/>
+                <w:bCs/>
+                <w:color w:val="6B4FA0"/>
+                <w:sz w:val="19"/>
+                <w:szCs w:val="19"/>
+              </w:rPr>
+              <w:t xml:space="preserve">Although... </w:t>
+            </w:r>
+            <w:r>
+              <w:rPr>
+                <w:color w:val="AFBECC"/>
+                <w:sz w:val="19"/>
+                <w:szCs w:val="19"/>
+              </w:rPr>
+              <w:t xml:space="preserve">_______________</w:t>
+            </w:r>
+          </w:p>
+          <w:p>
+            <w:pPr>
+              <w:pBdr>
+                <w:bottom w:val="single" w:color="AFBECC" w:sz="6"/>
+              </w:pBdr>
+              <w:spacing w:after="30" w:before="150"/>
+            </w:pPr>
+            <w:r>
+              <w:t xml:space="preserve"/>
+            </w:r>
+          </w:p>
+          <w:p>
+            <w:pPr>
+              <w:spacing w:after="40" w:before="80"/>
+            </w:pPr>
+            <w:r>
+              <w:rPr>
+                <w:b/>
+                <w:bCs/>
+                <w:color w:val="1FA6A2"/>
+                <w:sz w:val="19"/>
+                <w:szCs w:val="19"/>
+              </w:rPr>
+              <w:t xml:space="preserve">Therefore... </w:t>
+            </w:r>
+            <w:r>
+              <w:rPr>
+                <w:color w:val="AFBECC"/>
+                <w:sz w:val="19"/>
+                <w:szCs w:val="19"/>
+              </w:rPr>
+              <w:t xml:space="preserve">______________</w:t>
+            </w:r>
+          </w:p>
+          <w:p>
+            <w:pPr>
+              <w:pBdr>
+                <w:bottom w:val="single" w:color="AFBECC" w:sz="6"/>
+              </w:pBdr>
+              <w:spacing w:after="30" w:before="150"/>
             </w:pPr>
             <w:r>
               <w:t xml:space="preserve"/>
@@ -3292,58 +3804,173 @@
     </w:tbl>
     <w:p>
       <w:pPr>
-        <w:keepNext/>
-        <w:spacing w:after="60" w:before="160"/>
-      </w:pPr>
-      <w:r>
-        <w:rPr>
-          <w:b/>
-          <w:bCs/>
-          <w:color w:val="12355B"/>
-          <w:sz w:val="22"/>
-          <w:szCs w:val="22"/>
-        </w:rPr>
-        <w:t xml:space="preserve">2.  </w:t>
-      </w:r>
-      <w:r>
-        <w:rPr>
-          <w:b/>
-          <w:bCs/>
-          <w:sz w:val="21"/>
-          <w:szCs w:val="21"/>
-        </w:rPr>
-        <w:t xml:space="preserve">How have you used math at home or with your family in new or different ways this year?</w:t>
+        <w:spacing w:after="80"/>
+      </w:pPr>
+      <w:r>
+        <w:t xml:space="preserve"/>
       </w:r>
     </w:p>
     <w:tbl>
       <w:tblPr>
-        <w:tblW w:type="pct" w:w="100%"/>
+        <w:tblW w:type="dxa" w:w="9360"/>
         <w:tblBorders>
           <w:top w:val="single" w:color="C7D2DD" w:sz="6"/>
           <w:left w:val="single" w:color="C7D2DD" w:sz="6"/>
           <w:bottom w:val="single" w:color="C7D2DD" w:sz="6"/>
           <w:right w:val="single" w:color="C7D2DD" w:sz="6"/>
-          <w:insideH w:val="single" w:color="auto" w:sz="4"/>
-          <w:insideV w:val="single" w:color="auto" w:sz="4"/>
+          <w:insideH w:val="single" w:color="C7D2DD" w:sz="6"/>
+          <w:insideV w:val="single" w:color="C7D2DD" w:sz="6"/>
         </w:tblBorders>
       </w:tblPr>
       <w:tblGrid>
-        <w:gridCol w:w="100"/>
+        <w:gridCol w:w="2800"/>
+        <w:gridCol w:w="3560"/>
+        <w:gridCol w:w="3000"/>
       </w:tblGrid>
       <w:tr>
-        <w:tc>
-          <w:tcPr>
+        <w:trPr>
+          <w:cantSplit/>
+          <w:tblHeader/>
+        </w:trPr>
+        <w:tc>
+          <w:tcPr>
+            <w:tcW w:type="dxa" w:w="2800"/>
+            <w:shd w:fill="EEF4F8" w:color="auto" w:val="clear"/>
+            <w:tcMar>
+              <w:top w:type="dxa" w:w="60"/>
+              <w:left w:type="dxa" w:w="100"/>
+              <w:bottom w:type="dxa" w:w="60"/>
+              <w:right w:type="dxa" w:w="100"/>
+            </w:tcMar>
+          </w:tcPr>
+          <w:p>
+            <w:pPr>
+              <w:spacing w:after="0"/>
+            </w:pPr>
+            <w:r>
+              <w:rPr>
+                <w:b/>
+                <w:bCs/>
+                <w:color w:val="12355B"/>
+                <w:sz w:val="16"/>
+                <w:szCs w:val="16"/>
+              </w:rPr>
+              <w:t xml:space="preserve">CORE PROBLEM / GIVEN REPRESENTATION</w:t>
+            </w:r>
+          </w:p>
+        </w:tc>
+        <w:tc>
+          <w:tcPr>
+            <w:tcW w:type="dxa" w:w="3560"/>
+            <w:shd w:fill="EEF4F8" w:color="auto" w:val="clear"/>
+            <w:tcMar>
+              <w:top w:type="dxa" w:w="60"/>
+              <w:left w:type="dxa" w:w="100"/>
+              <w:bottom w:type="dxa" w:w="60"/>
+              <w:right w:type="dxa" w:w="100"/>
+            </w:tcMar>
+          </w:tcPr>
+          <w:p>
+            <w:pPr>
+              <w:spacing w:after="0"/>
+            </w:pPr>
+            <w:r>
+              <w:rPr>
+                <w:b/>
+                <w:bCs/>
+                <w:color w:val="12355B"/>
+                <w:sz w:val="16"/>
+                <w:szCs w:val="16"/>
+              </w:rPr>
+              <w:t xml:space="preserve">WORKING SPACE / CALCULATION STEPS</w:t>
+            </w:r>
+          </w:p>
+        </w:tc>
+        <w:tc>
+          <w:tcPr>
+            <w:tcW w:type="dxa" w:w="3000"/>
             <w:shd w:fill="FBF3E2" w:color="auto" w:val="clear"/>
             <w:tcMar>
               <w:top w:type="dxa" w:w="60"/>
-              <w:left w:type="dxa" w:w="120"/>
+              <w:left w:type="dxa" w:w="100"/>
               <w:bottom w:type="dxa" w:w="60"/>
-              <w:right w:type="dxa" w:w="120"/>
-            </w:tcMar>
-          </w:tcPr>
-          <w:p>
-            <w:pPr>
-              <w:spacing w:after="0" w:line="320"/>
+              <w:right w:type="dxa" w:w="100"/>
+            </w:tcMar>
+          </w:tcPr>
+          <w:p>
+            <w:pPr>
+              <w:spacing w:after="0"/>
+            </w:pPr>
+            <w:r>
+              <w:rPr>
+                <w:b/>
+                <w:bCs/>
+                <w:color w:val="B97A12"/>
+                <w:sz w:val="16"/>
+                <w:szCs w:val="16"/>
+              </w:rPr>
+              <w:t xml:space="preserve">EXPLAIN YOUR REASONING</w:t>
+            </w:r>
+          </w:p>
+        </w:tc>
+      </w:tr>
+      <w:tr>
+        <w:trPr>
+          <w:cantSplit/>
+        </w:trPr>
+        <w:tc>
+          <w:tcPr>
+            <w:tcW w:type="dxa" w:w="2800"/>
+            <w:tcMar>
+              <w:top w:type="dxa" w:w="80"/>
+              <w:left w:type="dxa" w:w="100"/>
+              <w:bottom w:type="dxa" w:w="80"/>
+              <w:right w:type="dxa" w:w="100"/>
+            </w:tcMar>
+            <w:vAlign w:val="top"/>
+          </w:tcPr>
+          <w:p>
+            <w:pPr>
+              <w:spacing w:after="60"/>
+            </w:pPr>
+            <w:r>
+              <w:rPr>
+                <w:b/>
+                <w:bCs/>
+                <w:color w:val="12355B"/>
+                <w:sz w:val="21"/>
+                <w:szCs w:val="21"/>
+              </w:rPr>
+              <w:t xml:space="preserve">2.  </w:t>
+            </w:r>
+            <w:r>
+              <w:rPr>
+                <w:b/>
+                <w:bCs/>
+                <w:sz w:val="20"/>
+                <w:szCs w:val="20"/>
+              </w:rPr>
+              <w:t xml:space="preserve">How have you used math at home or with your family in new or different ways this year?</w:t>
+            </w:r>
+          </w:p>
+        </w:tc>
+        <w:tc>
+          <w:tcPr>
+            <w:tcW w:type="dxa" w:w="3560"/>
+            <w:tcMar>
+              <w:top w:type="dxa" w:w="80"/>
+              <w:left w:type="dxa" w:w="100"/>
+              <w:bottom w:type="dxa" w:w="80"/>
+              <w:right w:type="dxa" w:w="100"/>
+            </w:tcMar>
+            <w:vAlign w:val="top"/>
+          </w:tcPr>
+          <w:p>
+            <w:pPr>
+              <w:pBdr>
+                <w:bottom w:val="single" w:color="AFBECC" w:sz="6"/>
+              </w:pBdr>
+              <w:spacing w:after="30" w:before="150"/>
             </w:pPr>
             <w:r>
               <w:t xml:space="preserve"/>
@@ -3351,7 +3978,10 @@
           </w:p>
           <w:p>
             <w:pPr>
-              <w:spacing w:after="0" w:line="320"/>
+              <w:pBdr>
+                <w:bottom w:val="single" w:color="AFBECC" w:sz="6"/>
+              </w:pBdr>
+              <w:spacing w:after="30" w:before="150"/>
             </w:pPr>
             <w:r>
               <w:t xml:space="preserve"/>
@@ -3359,7 +3989,10 @@
           </w:p>
           <w:p>
             <w:pPr>
-              <w:spacing w:after="0" w:line="320"/>
+              <w:pBdr>
+                <w:bottom w:val="single" w:color="AFBECC" w:sz="6"/>
+              </w:pBdr>
+              <w:spacing w:after="30" w:before="150"/>
             </w:pPr>
             <w:r>
               <w:t xml:space="preserve"/>
@@ -3367,7 +4000,125 @@
           </w:p>
           <w:p>
             <w:pPr>
-              <w:spacing w:after="0" w:line="320"/>
+              <w:pBdr>
+                <w:bottom w:val="single" w:color="AFBECC" w:sz="6"/>
+              </w:pBdr>
+              <w:spacing w:after="30" w:before="150"/>
+            </w:pPr>
+            <w:r>
+              <w:t xml:space="preserve"/>
+            </w:r>
+          </w:p>
+        </w:tc>
+        <w:tc>
+          <w:tcPr>
+            <w:tcW w:type="dxa" w:w="3000"/>
+            <w:shd w:fill="FBF3E2" w:color="auto" w:val="clear"/>
+            <w:tcMar>
+              <w:top w:type="dxa" w:w="80"/>
+              <w:left w:type="dxa" w:w="100"/>
+              <w:bottom w:type="dxa" w:w="80"/>
+              <w:right w:type="dxa" w:w="100"/>
+            </w:tcMar>
+            <w:vAlign w:val="top"/>
+          </w:tcPr>
+          <w:p>
+            <w:pPr>
+              <w:spacing w:after="40"/>
+            </w:pPr>
+            <w:r>
+              <w:rPr>
+                <w:b/>
+                <w:bCs/>
+                <w:color w:val="12355B"/>
+                <w:sz w:val="19"/>
+                <w:szCs w:val="19"/>
+              </w:rPr>
+              <w:t xml:space="preserve">Because... </w:t>
+            </w:r>
+            <w:r>
+              <w:rPr>
+                <w:color w:val="AFBECC"/>
+                <w:sz w:val="19"/>
+                <w:szCs w:val="19"/>
+              </w:rPr>
+              <w:t xml:space="preserve">________________</w:t>
+            </w:r>
+          </w:p>
+          <w:p>
+            <w:pPr>
+              <w:pBdr>
+                <w:bottom w:val="single" w:color="AFBECC" w:sz="6"/>
+              </w:pBdr>
+              <w:spacing w:after="30" w:before="150"/>
+            </w:pPr>
+            <w:r>
+              <w:t xml:space="preserve"/>
+            </w:r>
+          </w:p>
+          <w:p>
+            <w:pPr>
+              <w:spacing w:after="40" w:before="80"/>
+            </w:pPr>
+            <w:r>
+              <w:rPr>
+                <w:b/>
+                <w:bCs/>
+                <w:color w:val="6B4FA0"/>
+                <w:sz w:val="19"/>
+                <w:szCs w:val="19"/>
+              </w:rPr>
+              <w:t xml:space="preserve">Although... </w:t>
+            </w:r>
+            <w:r>
+              <w:rPr>
+                <w:color w:val="AFBECC"/>
+                <w:sz w:val="19"/>
+                <w:szCs w:val="19"/>
+              </w:rPr>
+              <w:t xml:space="preserve">_______________</w:t>
+            </w:r>
+          </w:p>
+          <w:p>
+            <w:pPr>
+              <w:pBdr>
+                <w:bottom w:val="single" w:color="AFBECC" w:sz="6"/>
+              </w:pBdr>
+              <w:spacing w:after="30" w:before="150"/>
+            </w:pPr>
+            <w:r>
+              <w:t xml:space="preserve"/>
+            </w:r>
+          </w:p>
+          <w:p>
+            <w:pPr>
+              <w:spacing w:after="40" w:before="80"/>
+            </w:pPr>
+            <w:r>
+              <w:rPr>
+                <w:b/>
+                <w:bCs/>
+                <w:color w:val="1FA6A2"/>
+                <w:sz w:val="19"/>
+                <w:szCs w:val="19"/>
+              </w:rPr>
+              <w:t xml:space="preserve">Therefore... </w:t>
+            </w:r>
+            <w:r>
+              <w:rPr>
+                <w:color w:val="AFBECC"/>
+                <w:sz w:val="19"/>
+                <w:szCs w:val="19"/>
+              </w:rPr>
+              <w:t xml:space="preserve">______________</w:t>
+            </w:r>
+          </w:p>
+          <w:p>
+            <w:pPr>
+              <w:pBdr>
+                <w:bottom w:val="single" w:color="AFBECC" w:sz="6"/>
+              </w:pBdr>
+              <w:spacing w:after="30" w:before="150"/>
             </w:pPr>
             <w:r>
               <w:t xml:space="preserve"/>
@@ -3378,84 +4129,7 @@
     </w:tbl>
     <w:p>
       <w:pPr>
-        <w:keepNext/>
-        <w:spacing w:after="60" w:before="160"/>
-      </w:pPr>
-      <w:r>
-        <w:rPr>
-          <w:b/>
-          <w:bCs/>
-          <w:color w:val="12355B"/>
-          <w:sz w:val="22"/>
-          <w:szCs w:val="22"/>
-        </w:rPr>
-        <w:t xml:space="preserve">3.  </w:t>
-      </w:r>
-      <w:r>
-        <w:rPr>
-          <w:b/>
-          <w:bCs/>
-          <w:sz w:val="21"/>
-          <w:szCs w:val="21"/>
-        </w:rPr>
-        <w:t xml:space="preserve">Which statement matches this lesson's big idea about math stories?</w:t>
-      </w:r>
-    </w:p>
-    <w:p>
-      <w:pPr>
-        <w:spacing w:after="40"/>
-        <w:ind w:left="420"/>
-      </w:pPr>
-      <w:r>
-        <w:rPr>
-          <w:sz w:val="20"/>
-          <w:szCs w:val="20"/>
-        </w:rPr>
-        <w:t xml:space="preserve">A)  Our math stories continue to grow and evolve as we grow</w:t>
-      </w:r>
-    </w:p>
-    <w:p>
-      <w:pPr>
-        <w:spacing w:after="40"/>
-        <w:ind w:left="420"/>
-      </w:pPr>
-      <w:r>
-        <w:rPr>
-          <w:sz w:val="20"/>
-          <w:szCs w:val="20"/>
-        </w:rPr>
-        <w:t xml:space="preserve">B)  Your math story was finished when you wrote it in September</w:t>
-      </w:r>
-    </w:p>
-    <w:p>
-      <w:pPr>
-        <w:spacing w:after="40"/>
-        <w:ind w:left="420"/>
-      </w:pPr>
-      <w:r>
-        <w:rPr>
-          <w:sz w:val="20"/>
-          <w:szCs w:val="20"/>
-        </w:rPr>
-        <w:t xml:space="preserve">C)  Only students with high grades have a math story</w:t>
-      </w:r>
-    </w:p>
-    <w:p>
-      <w:pPr>
-        <w:spacing w:after="40"/>
-        <w:ind w:left="420"/>
-      </w:pPr>
-      <w:r>
-        <w:rPr>
-          <w:sz w:val="20"/>
-          <w:szCs w:val="20"/>
-        </w:rPr>
-        <w:t xml:space="preserve">D)  A math story never changes once it is written</w:t>
-      </w:r>
-    </w:p>
-    <w:p>
-      <w:pPr>
-        <w:spacing w:after="20"/>
+        <w:spacing w:after="80"/>
       </w:pPr>
       <w:r>
         <w:t xml:space="preserve"/>
@@ -3463,33 +4137,217 @@
     </w:p>
     <w:tbl>
       <w:tblPr>
-        <w:tblW w:type="pct" w:w="100%"/>
+        <w:tblW w:type="dxa" w:w="9360"/>
         <w:tblBorders>
           <w:top w:val="single" w:color="C7D2DD" w:sz="6"/>
           <w:left w:val="single" w:color="C7D2DD" w:sz="6"/>
           <w:bottom w:val="single" w:color="C7D2DD" w:sz="6"/>
           <w:right w:val="single" w:color="C7D2DD" w:sz="6"/>
-          <w:insideH w:val="single" w:color="auto" w:sz="4"/>
-          <w:insideV w:val="single" w:color="auto" w:sz="4"/>
+          <w:insideH w:val="single" w:color="C7D2DD" w:sz="6"/>
+          <w:insideV w:val="single" w:color="C7D2DD" w:sz="6"/>
         </w:tblBorders>
       </w:tblPr>
       <w:tblGrid>
-        <w:gridCol w:w="100"/>
+        <w:gridCol w:w="2800"/>
+        <w:gridCol w:w="3560"/>
+        <w:gridCol w:w="3000"/>
       </w:tblGrid>
       <w:tr>
-        <w:tc>
-          <w:tcPr>
+        <w:trPr>
+          <w:cantSplit/>
+          <w:tblHeader/>
+        </w:trPr>
+        <w:tc>
+          <w:tcPr>
+            <w:tcW w:type="dxa" w:w="2800"/>
+            <w:shd w:fill="EEF4F8" w:color="auto" w:val="clear"/>
+            <w:tcMar>
+              <w:top w:type="dxa" w:w="60"/>
+              <w:left w:type="dxa" w:w="100"/>
+              <w:bottom w:type="dxa" w:w="60"/>
+              <w:right w:type="dxa" w:w="100"/>
+            </w:tcMar>
+          </w:tcPr>
+          <w:p>
+            <w:pPr>
+              <w:spacing w:after="0"/>
+            </w:pPr>
+            <w:r>
+              <w:rPr>
+                <w:b/>
+                <w:bCs/>
+                <w:color w:val="12355B"/>
+                <w:sz w:val="16"/>
+                <w:szCs w:val="16"/>
+              </w:rPr>
+              <w:t xml:space="preserve">CORE PROBLEM / GIVEN REPRESENTATION</w:t>
+            </w:r>
+          </w:p>
+        </w:tc>
+        <w:tc>
+          <w:tcPr>
+            <w:tcW w:type="dxa" w:w="3560"/>
+            <w:shd w:fill="EEF4F8" w:color="auto" w:val="clear"/>
+            <w:tcMar>
+              <w:top w:type="dxa" w:w="60"/>
+              <w:left w:type="dxa" w:w="100"/>
+              <w:bottom w:type="dxa" w:w="60"/>
+              <w:right w:type="dxa" w:w="100"/>
+            </w:tcMar>
+          </w:tcPr>
+          <w:p>
+            <w:pPr>
+              <w:spacing w:after="0"/>
+            </w:pPr>
+            <w:r>
+              <w:rPr>
+                <w:b/>
+                <w:bCs/>
+                <w:color w:val="12355B"/>
+                <w:sz w:val="16"/>
+                <w:szCs w:val="16"/>
+              </w:rPr>
+              <w:t xml:space="preserve">WORKING SPACE / CALCULATION STEPS</w:t>
+            </w:r>
+          </w:p>
+        </w:tc>
+        <w:tc>
+          <w:tcPr>
+            <w:tcW w:type="dxa" w:w="3000"/>
             <w:shd w:fill="FBF3E2" w:color="auto" w:val="clear"/>
             <w:tcMar>
               <w:top w:type="dxa" w:w="60"/>
-              <w:left w:type="dxa" w:w="120"/>
+              <w:left w:type="dxa" w:w="100"/>
               <w:bottom w:type="dxa" w:w="60"/>
-              <w:right w:type="dxa" w:w="120"/>
-            </w:tcMar>
-          </w:tcPr>
-          <w:p>
-            <w:pPr>
-              <w:spacing w:after="0" w:line="320"/>
+              <w:right w:type="dxa" w:w="100"/>
+            </w:tcMar>
+          </w:tcPr>
+          <w:p>
+            <w:pPr>
+              <w:spacing w:after="0"/>
+            </w:pPr>
+            <w:r>
+              <w:rPr>
+                <w:b/>
+                <w:bCs/>
+                <w:color w:val="B97A12"/>
+                <w:sz w:val="16"/>
+                <w:szCs w:val="16"/>
+              </w:rPr>
+              <w:t xml:space="preserve">EXPLAIN YOUR REASONING</w:t>
+            </w:r>
+          </w:p>
+        </w:tc>
+      </w:tr>
+      <w:tr>
+        <w:trPr>
+          <w:cantSplit/>
+        </w:trPr>
+        <w:tc>
+          <w:tcPr>
+            <w:tcW w:type="dxa" w:w="2800"/>
+            <w:tcMar>
+              <w:top w:type="dxa" w:w="80"/>
+              <w:left w:type="dxa" w:w="100"/>
+              <w:bottom w:type="dxa" w:w="80"/>
+              <w:right w:type="dxa" w:w="100"/>
+            </w:tcMar>
+            <w:vAlign w:val="top"/>
+          </w:tcPr>
+          <w:p>
+            <w:pPr>
+              <w:spacing w:after="60"/>
+            </w:pPr>
+            <w:r>
+              <w:rPr>
+                <w:b/>
+                <w:bCs/>
+                <w:color w:val="12355B"/>
+                <w:sz w:val="21"/>
+                <w:szCs w:val="21"/>
+              </w:rPr>
+              <w:t xml:space="preserve">3.  </w:t>
+            </w:r>
+            <w:r>
+              <w:rPr>
+                <w:b/>
+                <w:bCs/>
+                <w:sz w:val="20"/>
+                <w:szCs w:val="20"/>
+              </w:rPr>
+              <w:t xml:space="preserve">Which statement matches this lesson's big idea about math stories?</w:t>
+            </w:r>
+          </w:p>
+          <w:p>
+            <w:pPr>
+              <w:spacing w:after="30"/>
+              <w:ind w:left="180"/>
+            </w:pPr>
+            <w:r>
+              <w:rPr>
+                <w:sz w:val="19"/>
+                <w:szCs w:val="19"/>
+              </w:rPr>
+              <w:t xml:space="preserve">A)  Our math stories continue to grow and evolve as we grow</w:t>
+            </w:r>
+          </w:p>
+          <w:p>
+            <w:pPr>
+              <w:spacing w:after="30"/>
+              <w:ind w:left="180"/>
+            </w:pPr>
+            <w:r>
+              <w:rPr>
+                <w:sz w:val="19"/>
+                <w:szCs w:val="19"/>
+              </w:rPr>
+              <w:t xml:space="preserve">B)  Your math story was finished when you wrote it in September</w:t>
+            </w:r>
+          </w:p>
+          <w:p>
+            <w:pPr>
+              <w:spacing w:after="30"/>
+              <w:ind w:left="180"/>
+            </w:pPr>
+            <w:r>
+              <w:rPr>
+                <w:sz w:val="19"/>
+                <w:szCs w:val="19"/>
+              </w:rPr>
+              <w:t xml:space="preserve">C)  Only students with high grades have a math story</w:t>
+            </w:r>
+          </w:p>
+          <w:p>
+            <w:pPr>
+              <w:spacing w:after="30"/>
+              <w:ind w:left="180"/>
+            </w:pPr>
+            <w:r>
+              <w:rPr>
+                <w:sz w:val="19"/>
+                <w:szCs w:val="19"/>
+              </w:rPr>
+              <w:t xml:space="preserve">D)  A math story never changes once it is written</w:t>
+            </w:r>
+          </w:p>
+        </w:tc>
+        <w:tc>
+          <w:tcPr>
+            <w:tcW w:type="dxa" w:w="3560"/>
+            <w:tcMar>
+              <w:top w:type="dxa" w:w="80"/>
+              <w:left w:type="dxa" w:w="100"/>
+              <w:bottom w:type="dxa" w:w="80"/>
+              <w:right w:type="dxa" w:w="100"/>
+            </w:tcMar>
+            <w:vAlign w:val="top"/>
+          </w:tcPr>
+          <w:p>
+            <w:pPr>
+              <w:pBdr>
+                <w:bottom w:val="single" w:color="AFBECC" w:sz="6"/>
+              </w:pBdr>
+              <w:spacing w:after="30" w:before="150"/>
             </w:pPr>
             <w:r>
               <w:t xml:space="preserve"/>
@@ -3497,7 +4355,147 @@
           </w:p>
           <w:p>
             <w:pPr>
-              <w:spacing w:after="0" w:line="320"/>
+              <w:pBdr>
+                <w:bottom w:val="single" w:color="AFBECC" w:sz="6"/>
+              </w:pBdr>
+              <w:spacing w:after="30" w:before="150"/>
+            </w:pPr>
+            <w:r>
+              <w:t xml:space="preserve"/>
+            </w:r>
+          </w:p>
+          <w:p>
+            <w:pPr>
+              <w:pBdr>
+                <w:bottom w:val="single" w:color="AFBECC" w:sz="6"/>
+              </w:pBdr>
+              <w:spacing w:after="30" w:before="150"/>
+            </w:pPr>
+            <w:r>
+              <w:t xml:space="preserve"/>
+            </w:r>
+          </w:p>
+          <w:p>
+            <w:pPr>
+              <w:pBdr>
+                <w:bottom w:val="single" w:color="AFBECC" w:sz="6"/>
+              </w:pBdr>
+              <w:spacing w:after="30" w:before="150"/>
+            </w:pPr>
+            <w:r>
+              <w:t xml:space="preserve"/>
+            </w:r>
+          </w:p>
+        </w:tc>
+        <w:tc>
+          <w:tcPr>
+            <w:tcW w:type="dxa" w:w="3000"/>
+            <w:shd w:fill="FBF3E2" w:color="auto" w:val="clear"/>
+            <w:tcMar>
+              <w:top w:type="dxa" w:w="80"/>
+              <w:left w:type="dxa" w:w="100"/>
+              <w:bottom w:type="dxa" w:w="80"/>
+              <w:right w:type="dxa" w:w="100"/>
+            </w:tcMar>
+            <w:vAlign w:val="top"/>
+          </w:tcPr>
+          <w:p>
+            <w:pPr>
+              <w:spacing w:after="40"/>
+            </w:pPr>
+            <w:r>
+              <w:rPr>
+                <w:b/>
+                <w:bCs/>
+                <w:color w:val="12355B"/>
+                <w:sz w:val="19"/>
+                <w:szCs w:val="19"/>
+              </w:rPr>
+              <w:t xml:space="preserve">Because... </w:t>
+            </w:r>
+            <w:r>
+              <w:rPr>
+                <w:color w:val="AFBECC"/>
+                <w:sz w:val="19"/>
+                <w:szCs w:val="19"/>
+              </w:rPr>
+              <w:t xml:space="preserve">________________</w:t>
+            </w:r>
+          </w:p>
+          <w:p>
+            <w:pPr>
+              <w:pBdr>
+                <w:bottom w:val="single" w:color="AFBECC" w:sz="6"/>
+              </w:pBdr>
+              <w:spacing w:after="30" w:before="150"/>
+            </w:pPr>
+            <w:r>
+              <w:t xml:space="preserve"/>
+            </w:r>
+          </w:p>
+          <w:p>
+            <w:pPr>
+              <w:spacing w:after="40" w:before="80"/>
+            </w:pPr>
+            <w:r>
+              <w:rPr>
+                <w:b/>
+                <w:bCs/>
+                <w:color w:val="6B4FA0"/>
+                <w:sz w:val="19"/>
+                <w:szCs w:val="19"/>
+              </w:rPr>
+              <w:t xml:space="preserve">Although... </w:t>
+            </w:r>
+            <w:r>
+              <w:rPr>
+                <w:color w:val="AFBECC"/>
+                <w:sz w:val="19"/>
+                <w:szCs w:val="19"/>
+              </w:rPr>
+              <w:t xml:space="preserve">_______________</w:t>
+            </w:r>
+          </w:p>
+          <w:p>
+            <w:pPr>
+              <w:pBdr>
+                <w:bottom w:val="single" w:color="AFBECC" w:sz="6"/>
+              </w:pBdr>
+              <w:spacing w:after="30" w:before="150"/>
+            </w:pPr>
+            <w:r>
+              <w:t xml:space="preserve"/>
+            </w:r>
+          </w:p>
+          <w:p>
+            <w:pPr>
+              <w:spacing w:after="40" w:before="80"/>
+            </w:pPr>
+            <w:r>
+              <w:rPr>
+                <w:b/>
+                <w:bCs/>
+                <w:color w:val="1FA6A2"/>
+                <w:sz w:val="19"/>
+                <w:szCs w:val="19"/>
+              </w:rPr>
+              <w:t xml:space="preserve">Therefore... </w:t>
+            </w:r>
+            <w:r>
+              <w:rPr>
+                <w:color w:val="AFBECC"/>
+                <w:sz w:val="19"/>
+                <w:szCs w:val="19"/>
+              </w:rPr>
+              <w:t xml:space="preserve">______________</w:t>
+            </w:r>
+          </w:p>
+          <w:p>
+            <w:pPr>
+              <w:pBdr>
+                <w:bottom w:val="single" w:color="AFBECC" w:sz="6"/>
+              </w:pBdr>
+              <w:spacing w:after="30" w:before="150"/>
             </w:pPr>
             <w:r>
               <w:t xml:space="preserve"/>
@@ -3508,58 +4506,173 @@
     </w:tbl>
     <w:p>
       <w:pPr>
-        <w:keepNext/>
-        <w:spacing w:after="60" w:before="160"/>
-      </w:pPr>
-      <w:r>
-        <w:rPr>
-          <w:b/>
-          <w:bCs/>
-          <w:color w:val="12355B"/>
-          <w:sz w:val="22"/>
-          <w:szCs w:val="22"/>
-        </w:rPr>
-        <w:t xml:space="preserve">4.  </w:t>
-      </w:r>
-      <w:r>
-        <w:rPr>
-          <w:b/>
-          <w:bCs/>
-          <w:sz w:val="21"/>
-          <w:szCs w:val="21"/>
-        </w:rPr>
-        <w:t xml:space="preserve">As a result of what we learned together this year, where do you see math used in your community?</w:t>
+        <w:spacing w:after="80"/>
+      </w:pPr>
+      <w:r>
+        <w:t xml:space="preserve"/>
       </w:r>
     </w:p>
     <w:tbl>
       <w:tblPr>
-        <w:tblW w:type="pct" w:w="100%"/>
+        <w:tblW w:type="dxa" w:w="9360"/>
         <w:tblBorders>
           <w:top w:val="single" w:color="C7D2DD" w:sz="6"/>
           <w:left w:val="single" w:color="C7D2DD" w:sz="6"/>
           <w:bottom w:val="single" w:color="C7D2DD" w:sz="6"/>
           <w:right w:val="single" w:color="C7D2DD" w:sz="6"/>
-          <w:insideH w:val="single" w:color="auto" w:sz="4"/>
-          <w:insideV w:val="single" w:color="auto" w:sz="4"/>
+          <w:insideH w:val="single" w:color="C7D2DD" w:sz="6"/>
+          <w:insideV w:val="single" w:color="C7D2DD" w:sz="6"/>
         </w:tblBorders>
       </w:tblPr>
       <w:tblGrid>
-        <w:gridCol w:w="100"/>
+        <w:gridCol w:w="2800"/>
+        <w:gridCol w:w="3560"/>
+        <w:gridCol w:w="3000"/>
       </w:tblGrid>
       <w:tr>
-        <w:tc>
-          <w:tcPr>
+        <w:trPr>
+          <w:cantSplit/>
+          <w:tblHeader/>
+        </w:trPr>
+        <w:tc>
+          <w:tcPr>
+            <w:tcW w:type="dxa" w:w="2800"/>
+            <w:shd w:fill="EEF4F8" w:color="auto" w:val="clear"/>
+            <w:tcMar>
+              <w:top w:type="dxa" w:w="60"/>
+              <w:left w:type="dxa" w:w="100"/>
+              <w:bottom w:type="dxa" w:w="60"/>
+              <w:right w:type="dxa" w:w="100"/>
+            </w:tcMar>
+          </w:tcPr>
+          <w:p>
+            <w:pPr>
+              <w:spacing w:after="0"/>
+            </w:pPr>
+            <w:r>
+              <w:rPr>
+                <w:b/>
+                <w:bCs/>
+                <w:color w:val="12355B"/>
+                <w:sz w:val="16"/>
+                <w:szCs w:val="16"/>
+              </w:rPr>
+              <w:t xml:space="preserve">CORE PROBLEM / GIVEN REPRESENTATION</w:t>
+            </w:r>
+          </w:p>
+        </w:tc>
+        <w:tc>
+          <w:tcPr>
+            <w:tcW w:type="dxa" w:w="3560"/>
+            <w:shd w:fill="EEF4F8" w:color="auto" w:val="clear"/>
+            <w:tcMar>
+              <w:top w:type="dxa" w:w="60"/>
+              <w:left w:type="dxa" w:w="100"/>
+              <w:bottom w:type="dxa" w:w="60"/>
+              <w:right w:type="dxa" w:w="100"/>
+            </w:tcMar>
+          </w:tcPr>
+          <w:p>
+            <w:pPr>
+              <w:spacing w:after="0"/>
+            </w:pPr>
+            <w:r>
+              <w:rPr>
+                <w:b/>
+                <w:bCs/>
+                <w:color w:val="12355B"/>
+                <w:sz w:val="16"/>
+                <w:szCs w:val="16"/>
+              </w:rPr>
+              <w:t xml:space="preserve">WORKING SPACE / CALCULATION STEPS</w:t>
+            </w:r>
+          </w:p>
+        </w:tc>
+        <w:tc>
+          <w:tcPr>
+            <w:tcW w:type="dxa" w:w="3000"/>
             <w:shd w:fill="FBF3E2" w:color="auto" w:val="clear"/>
             <w:tcMar>
               <w:top w:type="dxa" w:w="60"/>
-              <w:left w:type="dxa" w:w="120"/>
+              <w:left w:type="dxa" w:w="100"/>
               <w:bottom w:type="dxa" w:w="60"/>
-              <w:right w:type="dxa" w:w="120"/>
-            </w:tcMar>
-          </w:tcPr>
-          <w:p>
-            <w:pPr>
-              <w:spacing w:after="0" w:line="320"/>
+              <w:right w:type="dxa" w:w="100"/>
+            </w:tcMar>
+          </w:tcPr>
+          <w:p>
+            <w:pPr>
+              <w:spacing w:after="0"/>
+            </w:pPr>
+            <w:r>
+              <w:rPr>
+                <w:b/>
+                <w:bCs/>
+                <w:color w:val="B97A12"/>
+                <w:sz w:val="16"/>
+                <w:szCs w:val="16"/>
+              </w:rPr>
+              <w:t xml:space="preserve">EXPLAIN YOUR REASONING</w:t>
+            </w:r>
+          </w:p>
+        </w:tc>
+      </w:tr>
+      <w:tr>
+        <w:trPr>
+          <w:cantSplit/>
+        </w:trPr>
+        <w:tc>
+          <w:tcPr>
+            <w:tcW w:type="dxa" w:w="2800"/>
+            <w:tcMar>
+              <w:top w:type="dxa" w:w="80"/>
+              <w:left w:type="dxa" w:w="100"/>
+              <w:bottom w:type="dxa" w:w="80"/>
+              <w:right w:type="dxa" w:w="100"/>
+            </w:tcMar>
+            <w:vAlign w:val="top"/>
+          </w:tcPr>
+          <w:p>
+            <w:pPr>
+              <w:spacing w:after="60"/>
+            </w:pPr>
+            <w:r>
+              <w:rPr>
+                <w:b/>
+                <w:bCs/>
+                <w:color w:val="12355B"/>
+                <w:sz w:val="21"/>
+                <w:szCs w:val="21"/>
+              </w:rPr>
+              <w:t xml:space="preserve">4.  </w:t>
+            </w:r>
+            <w:r>
+              <w:rPr>
+                <w:b/>
+                <w:bCs/>
+                <w:sz w:val="20"/>
+                <w:szCs w:val="20"/>
+              </w:rPr>
+              <w:t xml:space="preserve">As a result of what we learned together this year, where do you see math used in your community?</w:t>
+            </w:r>
+          </w:p>
+        </w:tc>
+        <w:tc>
+          <w:tcPr>
+            <w:tcW w:type="dxa" w:w="3560"/>
+            <w:tcMar>
+              <w:top w:type="dxa" w:w="80"/>
+              <w:left w:type="dxa" w:w="100"/>
+              <w:bottom w:type="dxa" w:w="80"/>
+              <w:right w:type="dxa" w:w="100"/>
+            </w:tcMar>
+            <w:vAlign w:val="top"/>
+          </w:tcPr>
+          <w:p>
+            <w:pPr>
+              <w:pBdr>
+                <w:bottom w:val="single" w:color="AFBECC" w:sz="6"/>
+              </w:pBdr>
+              <w:spacing w:after="30" w:before="150"/>
             </w:pPr>
             <w:r>
               <w:t xml:space="preserve"/>
@@ -3567,7 +4680,10 @@
           </w:p>
           <w:p>
             <w:pPr>
-              <w:spacing w:after="0" w:line="320"/>
+              <w:pBdr>
+                <w:bottom w:val="single" w:color="AFBECC" w:sz="6"/>
+              </w:pBdr>
+              <w:spacing w:after="30" w:before="150"/>
             </w:pPr>
             <w:r>
               <w:t xml:space="preserve"/>
@@ -3575,7 +4691,10 @@
           </w:p>
           <w:p>
             <w:pPr>
-              <w:spacing w:after="0" w:line="320"/>
+              <w:pBdr>
+                <w:bottom w:val="single" w:color="AFBECC" w:sz="6"/>
+              </w:pBdr>
+              <w:spacing w:after="30" w:before="150"/>
             </w:pPr>
             <w:r>
               <w:t xml:space="preserve"/>
@@ -3583,7 +4702,125 @@
           </w:p>
           <w:p>
             <w:pPr>
-              <w:spacing w:after="0" w:line="320"/>
+              <w:pBdr>
+                <w:bottom w:val="single" w:color="AFBECC" w:sz="6"/>
+              </w:pBdr>
+              <w:spacing w:after="30" w:before="150"/>
+            </w:pPr>
+            <w:r>
+              <w:t xml:space="preserve"/>
+            </w:r>
+          </w:p>
+        </w:tc>
+        <w:tc>
+          <w:tcPr>
+            <w:tcW w:type="dxa" w:w="3000"/>
+            <w:shd w:fill="FBF3E2" w:color="auto" w:val="clear"/>
+            <w:tcMar>
+              <w:top w:type="dxa" w:w="80"/>
+              <w:left w:type="dxa" w:w="100"/>
+              <w:bottom w:type="dxa" w:w="80"/>
+              <w:right w:type="dxa" w:w="100"/>
+            </w:tcMar>
+            <w:vAlign w:val="top"/>
+          </w:tcPr>
+          <w:p>
+            <w:pPr>
+              <w:spacing w:after="40"/>
+            </w:pPr>
+            <w:r>
+              <w:rPr>
+                <w:b/>
+                <w:bCs/>
+                <w:color w:val="12355B"/>
+                <w:sz w:val="19"/>
+                <w:szCs w:val="19"/>
+              </w:rPr>
+              <w:t xml:space="preserve">Because... </w:t>
+            </w:r>
+            <w:r>
+              <w:rPr>
+                <w:color w:val="AFBECC"/>
+                <w:sz w:val="19"/>
+                <w:szCs w:val="19"/>
+              </w:rPr>
+              <w:t xml:space="preserve">________________</w:t>
+            </w:r>
+          </w:p>
+          <w:p>
+            <w:pPr>
+              <w:pBdr>
+                <w:bottom w:val="single" w:color="AFBECC" w:sz="6"/>
+              </w:pBdr>
+              <w:spacing w:after="30" w:before="150"/>
+            </w:pPr>
+            <w:r>
+              <w:t xml:space="preserve"/>
+            </w:r>
+          </w:p>
+          <w:p>
+            <w:pPr>
+              <w:spacing w:after="40" w:before="80"/>
+            </w:pPr>
+            <w:r>
+              <w:rPr>
+                <w:b/>
+                <w:bCs/>
+                <w:color w:val="6B4FA0"/>
+                <w:sz w:val="19"/>
+                <w:szCs w:val="19"/>
+              </w:rPr>
+              <w:t xml:space="preserve">Although... </w:t>
+            </w:r>
+            <w:r>
+              <w:rPr>
+                <w:color w:val="AFBECC"/>
+                <w:sz w:val="19"/>
+                <w:szCs w:val="19"/>
+              </w:rPr>
+              <w:t xml:space="preserve">_______________</w:t>
+            </w:r>
+          </w:p>
+          <w:p>
+            <w:pPr>
+              <w:pBdr>
+                <w:bottom w:val="single" w:color="AFBECC" w:sz="6"/>
+              </w:pBdr>
+              <w:spacing w:after="30" w:before="150"/>
+            </w:pPr>
+            <w:r>
+              <w:t xml:space="preserve"/>
+            </w:r>
+          </w:p>
+          <w:p>
+            <w:pPr>
+              <w:spacing w:after="40" w:before="80"/>
+            </w:pPr>
+            <w:r>
+              <w:rPr>
+                <w:b/>
+                <w:bCs/>
+                <w:color w:val="1FA6A2"/>
+                <w:sz w:val="19"/>
+                <w:szCs w:val="19"/>
+              </w:rPr>
+              <w:t xml:space="preserve">Therefore... </w:t>
+            </w:r>
+            <w:r>
+              <w:rPr>
+                <w:color w:val="AFBECC"/>
+                <w:sz w:val="19"/>
+                <w:szCs w:val="19"/>
+              </w:rPr>
+              <w:t xml:space="preserve">______________</w:t>
+            </w:r>
+          </w:p>
+          <w:p>
+            <w:pPr>
+              <w:pBdr>
+                <w:bottom w:val="single" w:color="AFBECC" w:sz="6"/>
+              </w:pBdr>
+              <w:spacing w:after="30" w:before="150"/>
             </w:pPr>
             <w:r>
               <w:t xml:space="preserve"/>
@@ -3592,6 +4829,14 @@
         </w:tc>
       </w:tr>
     </w:tbl>
+    <w:p>
+      <w:pPr>
+        <w:spacing w:after="80"/>
+      </w:pPr>
+      <w:r>
+        <w:t xml:space="preserve"/>
+      </w:r>
+    </w:p>
     <w:p>
       <w:pPr>
         <w:pStyle w:val="Heading2"/>
@@ -3618,120 +4863,219 @@
         <w:t xml:space="preserve">   grade-level practice</w:t>
       </w:r>
     </w:p>
-    <w:p>
-      <w:pPr>
-        <w:keepNext/>
-        <w:spacing w:after="60" w:before="160"/>
-      </w:pPr>
-      <w:r>
-        <w:rPr>
-          <w:b/>
-          <w:bCs/>
-          <w:color w:val="12355B"/>
-          <w:sz w:val="22"/>
-          <w:szCs w:val="22"/>
-        </w:rPr>
-        <w:t xml:space="preserve">5.  </w:t>
-      </w:r>
-      <w:r>
-        <w:rPr>
-          <w:b/>
-          <w:bCs/>
-          <w:sz w:val="21"/>
-          <w:szCs w:val="21"/>
-        </w:rPr>
-        <w:t xml:space="preserve">Now stretch the September estimate with this year's math: about 80 riders per turn, 6 turns each hour. About how many riders per hour?</w:t>
-      </w:r>
-    </w:p>
-    <w:p>
-      <w:pPr>
-        <w:spacing w:after="40"/>
-        <w:ind w:left="420"/>
-      </w:pPr>
-      <w:r>
-        <w:rPr>
-          <w:sz w:val="20"/>
-          <w:szCs w:val="20"/>
-        </w:rPr>
-        <w:t xml:space="preserve">A)  About 13</w:t>
-      </w:r>
-    </w:p>
-    <w:p>
-      <w:pPr>
-        <w:spacing w:after="40"/>
-        <w:ind w:left="420"/>
-      </w:pPr>
-      <w:r>
-        <w:rPr>
-          <w:sz w:val="20"/>
-          <w:szCs w:val="20"/>
-        </w:rPr>
-        <w:t xml:space="preserve">B)  About 86</w:t>
-      </w:r>
-    </w:p>
-    <w:p>
-      <w:pPr>
-        <w:spacing w:after="40"/>
-        <w:ind w:left="420"/>
-      </w:pPr>
-      <w:r>
-        <w:rPr>
-          <w:sz w:val="20"/>
-          <w:szCs w:val="20"/>
-        </w:rPr>
-        <w:t xml:space="preserve">C)  About 480</w:t>
-      </w:r>
-    </w:p>
-    <w:p>
-      <w:pPr>
-        <w:spacing w:after="40"/>
-        <w:ind w:left="420"/>
-      </w:pPr>
-      <w:r>
-        <w:rPr>
-          <w:sz w:val="20"/>
-          <w:szCs w:val="20"/>
-        </w:rPr>
-        <w:t xml:space="preserve">D)  About 800</w:t>
-      </w:r>
-    </w:p>
-    <w:p>
-      <w:pPr>
-        <w:spacing w:after="20"/>
-      </w:pPr>
-      <w:r>
-        <w:t xml:space="preserve"/>
-      </w:r>
-    </w:p>
     <w:tbl>
       <w:tblPr>
-        <w:tblW w:type="pct" w:w="100%"/>
+        <w:tblW w:type="dxa" w:w="9360"/>
         <w:tblBorders>
           <w:top w:val="single" w:color="C7D2DD" w:sz="6"/>
           <w:left w:val="single" w:color="C7D2DD" w:sz="6"/>
           <w:bottom w:val="single" w:color="C7D2DD" w:sz="6"/>
           <w:right w:val="single" w:color="C7D2DD" w:sz="6"/>
-          <w:insideH w:val="single" w:color="auto" w:sz="4"/>
-          <w:insideV w:val="single" w:color="auto" w:sz="4"/>
+          <w:insideH w:val="single" w:color="C7D2DD" w:sz="6"/>
+          <w:insideV w:val="single" w:color="C7D2DD" w:sz="6"/>
         </w:tblBorders>
       </w:tblPr>
       <w:tblGrid>
-        <w:gridCol w:w="100"/>
+        <w:gridCol w:w="2800"/>
+        <w:gridCol w:w="3560"/>
+        <w:gridCol w:w="3000"/>
       </w:tblGrid>
       <w:tr>
-        <w:tc>
-          <w:tcPr>
+        <w:trPr>
+          <w:cantSplit/>
+          <w:tblHeader/>
+        </w:trPr>
+        <w:tc>
+          <w:tcPr>
+            <w:tcW w:type="dxa" w:w="2800"/>
+            <w:shd w:fill="EEF4F8" w:color="auto" w:val="clear"/>
+            <w:tcMar>
+              <w:top w:type="dxa" w:w="60"/>
+              <w:left w:type="dxa" w:w="100"/>
+              <w:bottom w:type="dxa" w:w="60"/>
+              <w:right w:type="dxa" w:w="100"/>
+            </w:tcMar>
+          </w:tcPr>
+          <w:p>
+            <w:pPr>
+              <w:spacing w:after="0"/>
+            </w:pPr>
+            <w:r>
+              <w:rPr>
+                <w:b/>
+                <w:bCs/>
+                <w:color w:val="12355B"/>
+                <w:sz w:val="16"/>
+                <w:szCs w:val="16"/>
+              </w:rPr>
+              <w:t xml:space="preserve">CORE PROBLEM / GIVEN REPRESENTATION</w:t>
+            </w:r>
+          </w:p>
+        </w:tc>
+        <w:tc>
+          <w:tcPr>
+            <w:tcW w:type="dxa" w:w="3560"/>
+            <w:shd w:fill="EEF4F8" w:color="auto" w:val="clear"/>
+            <w:tcMar>
+              <w:top w:type="dxa" w:w="60"/>
+              <w:left w:type="dxa" w:w="100"/>
+              <w:bottom w:type="dxa" w:w="60"/>
+              <w:right w:type="dxa" w:w="100"/>
+            </w:tcMar>
+          </w:tcPr>
+          <w:p>
+            <w:pPr>
+              <w:spacing w:after="0"/>
+            </w:pPr>
+            <w:r>
+              <w:rPr>
+                <w:b/>
+                <w:bCs/>
+                <w:color w:val="12355B"/>
+                <w:sz w:val="16"/>
+                <w:szCs w:val="16"/>
+              </w:rPr>
+              <w:t xml:space="preserve">WORKING SPACE / CALCULATION STEPS</w:t>
+            </w:r>
+          </w:p>
+        </w:tc>
+        <w:tc>
+          <w:tcPr>
+            <w:tcW w:type="dxa" w:w="3000"/>
             <w:shd w:fill="FBF3E2" w:color="auto" w:val="clear"/>
             <w:tcMar>
               <w:top w:type="dxa" w:w="60"/>
-              <w:left w:type="dxa" w:w="120"/>
+              <w:left w:type="dxa" w:w="100"/>
               <w:bottom w:type="dxa" w:w="60"/>
-              <w:right w:type="dxa" w:w="120"/>
-            </w:tcMar>
-          </w:tcPr>
-          <w:p>
-            <w:pPr>
-              <w:spacing w:after="0" w:line="320"/>
+              <w:right w:type="dxa" w:w="100"/>
+            </w:tcMar>
+          </w:tcPr>
+          <w:p>
+            <w:pPr>
+              <w:spacing w:after="0"/>
+            </w:pPr>
+            <w:r>
+              <w:rPr>
+                <w:b/>
+                <w:bCs/>
+                <w:color w:val="B97A12"/>
+                <w:sz w:val="16"/>
+                <w:szCs w:val="16"/>
+              </w:rPr>
+              <w:t xml:space="preserve">EXPLAIN YOUR REASONING</w:t>
+            </w:r>
+          </w:p>
+        </w:tc>
+      </w:tr>
+      <w:tr>
+        <w:trPr>
+          <w:cantSplit/>
+        </w:trPr>
+        <w:tc>
+          <w:tcPr>
+            <w:tcW w:type="dxa" w:w="2800"/>
+            <w:tcMar>
+              <w:top w:type="dxa" w:w="80"/>
+              <w:left w:type="dxa" w:w="100"/>
+              <w:bottom w:type="dxa" w:w="80"/>
+              <w:right w:type="dxa" w:w="100"/>
+            </w:tcMar>
+            <w:vAlign w:val="top"/>
+          </w:tcPr>
+          <w:p>
+            <w:pPr>
+              <w:spacing w:after="60"/>
+            </w:pPr>
+            <w:r>
+              <w:rPr>
+                <w:b/>
+                <w:bCs/>
+                <w:color w:val="12355B"/>
+                <w:sz w:val="21"/>
+                <w:szCs w:val="21"/>
+              </w:rPr>
+              <w:t xml:space="preserve">5.  </w:t>
+            </w:r>
+            <w:r>
+              <w:rPr>
+                <w:b/>
+                <w:bCs/>
+                <w:sz w:val="20"/>
+                <w:szCs w:val="20"/>
+              </w:rPr>
+              <w:t xml:space="preserve">Now stretch the September estimate with this year's math: about 80 riders per turn, 6 turns each hour. About how many riders per hour?</w:t>
+            </w:r>
+          </w:p>
+          <w:p>
+            <w:pPr>
+              <w:spacing w:after="30"/>
+              <w:ind w:left="180"/>
+            </w:pPr>
+            <w:r>
+              <w:rPr>
+                <w:sz w:val="19"/>
+                <w:szCs w:val="19"/>
+              </w:rPr>
+              <w:t xml:space="preserve">A)  About 13</w:t>
+            </w:r>
+          </w:p>
+          <w:p>
+            <w:pPr>
+              <w:spacing w:after="30"/>
+              <w:ind w:left="180"/>
+            </w:pPr>
+            <w:r>
+              <w:rPr>
+                <w:sz w:val="19"/>
+                <w:szCs w:val="19"/>
+              </w:rPr>
+              <w:t xml:space="preserve">B)  About 86</w:t>
+            </w:r>
+          </w:p>
+          <w:p>
+            <w:pPr>
+              <w:spacing w:after="30"/>
+              <w:ind w:left="180"/>
+            </w:pPr>
+            <w:r>
+              <w:rPr>
+                <w:sz w:val="19"/>
+                <w:szCs w:val="19"/>
+              </w:rPr>
+              <w:t xml:space="preserve">C)  About 480</w:t>
+            </w:r>
+          </w:p>
+          <w:p>
+            <w:pPr>
+              <w:spacing w:after="30"/>
+              <w:ind w:left="180"/>
+            </w:pPr>
+            <w:r>
+              <w:rPr>
+                <w:sz w:val="19"/>
+                <w:szCs w:val="19"/>
+              </w:rPr>
+              <w:t xml:space="preserve">D)  About 800</w:t>
+            </w:r>
+          </w:p>
+        </w:tc>
+        <w:tc>
+          <w:tcPr>
+            <w:tcW w:type="dxa" w:w="3560"/>
+            <w:tcMar>
+              <w:top w:type="dxa" w:w="80"/>
+              <w:left w:type="dxa" w:w="100"/>
+              <w:bottom w:type="dxa" w:w="80"/>
+              <w:right w:type="dxa" w:w="100"/>
+            </w:tcMar>
+            <w:vAlign w:val="top"/>
+          </w:tcPr>
+          <w:p>
+            <w:pPr>
+              <w:pBdr>
+                <w:bottom w:val="single" w:color="AFBECC" w:sz="6"/>
+              </w:pBdr>
+              <w:spacing w:after="30" w:before="150"/>
             </w:pPr>
             <w:r>
               <w:t xml:space="preserve"/>
@@ -3739,7 +5083,147 @@
           </w:p>
           <w:p>
             <w:pPr>
-              <w:spacing w:after="0" w:line="320"/>
+              <w:pBdr>
+                <w:bottom w:val="single" w:color="AFBECC" w:sz="6"/>
+              </w:pBdr>
+              <w:spacing w:after="30" w:before="150"/>
+            </w:pPr>
+            <w:r>
+              <w:t xml:space="preserve"/>
+            </w:r>
+          </w:p>
+          <w:p>
+            <w:pPr>
+              <w:pBdr>
+                <w:bottom w:val="single" w:color="AFBECC" w:sz="6"/>
+              </w:pBdr>
+              <w:spacing w:after="30" w:before="150"/>
+            </w:pPr>
+            <w:r>
+              <w:t xml:space="preserve"/>
+            </w:r>
+          </w:p>
+          <w:p>
+            <w:pPr>
+              <w:pBdr>
+                <w:bottom w:val="single" w:color="AFBECC" w:sz="6"/>
+              </w:pBdr>
+              <w:spacing w:after="30" w:before="150"/>
+            </w:pPr>
+            <w:r>
+              <w:t xml:space="preserve"/>
+            </w:r>
+          </w:p>
+        </w:tc>
+        <w:tc>
+          <w:tcPr>
+            <w:tcW w:type="dxa" w:w="3000"/>
+            <w:shd w:fill="FBF3E2" w:color="auto" w:val="clear"/>
+            <w:tcMar>
+              <w:top w:type="dxa" w:w="80"/>
+              <w:left w:type="dxa" w:w="100"/>
+              <w:bottom w:type="dxa" w:w="80"/>
+              <w:right w:type="dxa" w:w="100"/>
+            </w:tcMar>
+            <w:vAlign w:val="top"/>
+          </w:tcPr>
+          <w:p>
+            <w:pPr>
+              <w:spacing w:after="40"/>
+            </w:pPr>
+            <w:r>
+              <w:rPr>
+                <w:b/>
+                <w:bCs/>
+                <w:color w:val="12355B"/>
+                <w:sz w:val="19"/>
+                <w:szCs w:val="19"/>
+              </w:rPr>
+              <w:t xml:space="preserve">Because... </w:t>
+            </w:r>
+            <w:r>
+              <w:rPr>
+                <w:color w:val="AFBECC"/>
+                <w:sz w:val="19"/>
+                <w:szCs w:val="19"/>
+              </w:rPr>
+              <w:t xml:space="preserve">________________</w:t>
+            </w:r>
+          </w:p>
+          <w:p>
+            <w:pPr>
+              <w:pBdr>
+                <w:bottom w:val="single" w:color="AFBECC" w:sz="6"/>
+              </w:pBdr>
+              <w:spacing w:after="30" w:before="150"/>
+            </w:pPr>
+            <w:r>
+              <w:t xml:space="preserve"/>
+            </w:r>
+          </w:p>
+          <w:p>
+            <w:pPr>
+              <w:spacing w:after="40" w:before="80"/>
+            </w:pPr>
+            <w:r>
+              <w:rPr>
+                <w:b/>
+                <w:bCs/>
+                <w:color w:val="6B4FA0"/>
+                <w:sz w:val="19"/>
+                <w:szCs w:val="19"/>
+              </w:rPr>
+              <w:t xml:space="preserve">Although... </w:t>
+            </w:r>
+            <w:r>
+              <w:rPr>
+                <w:color w:val="AFBECC"/>
+                <w:sz w:val="19"/>
+                <w:szCs w:val="19"/>
+              </w:rPr>
+              <w:t xml:space="preserve">_______________</w:t>
+            </w:r>
+          </w:p>
+          <w:p>
+            <w:pPr>
+              <w:pBdr>
+                <w:bottom w:val="single" w:color="AFBECC" w:sz="6"/>
+              </w:pBdr>
+              <w:spacing w:after="30" w:before="150"/>
+            </w:pPr>
+            <w:r>
+              <w:t xml:space="preserve"/>
+            </w:r>
+          </w:p>
+          <w:p>
+            <w:pPr>
+              <w:spacing w:after="40" w:before="80"/>
+            </w:pPr>
+            <w:r>
+              <w:rPr>
+                <w:b/>
+                <w:bCs/>
+                <w:color w:val="1FA6A2"/>
+                <w:sz w:val="19"/>
+                <w:szCs w:val="19"/>
+              </w:rPr>
+              <w:t xml:space="preserve">Therefore... </w:t>
+            </w:r>
+            <w:r>
+              <w:rPr>
+                <w:color w:val="AFBECC"/>
+                <w:sz w:val="19"/>
+                <w:szCs w:val="19"/>
+              </w:rPr>
+              <w:t xml:space="preserve">______________</w:t>
+            </w:r>
+          </w:p>
+          <w:p>
+            <w:pPr>
+              <w:pBdr>
+                <w:bottom w:val="single" w:color="AFBECC" w:sz="6"/>
+              </w:pBdr>
+              <w:spacing w:after="30" w:before="150"/>
             </w:pPr>
             <w:r>
               <w:t xml:space="preserve"/>
@@ -3750,84 +5234,7 @@
     </w:tbl>
     <w:p>
       <w:pPr>
-        <w:keepNext/>
-        <w:spacing w:after="60" w:before="160"/>
-      </w:pPr>
-      <w:r>
-        <w:rPr>
-          <w:b/>
-          <w:bCs/>
-          <w:color w:val="12355B"/>
-          <w:sz w:val="22"/>
-          <w:szCs w:val="22"/>
-        </w:rPr>
-        <w:t xml:space="preserve">6.  </w:t>
-      </w:r>
-      <w:r>
-        <w:rPr>
-          <w:b/>
-          <w:bCs/>
-          <w:sz w:val="21"/>
-          <w:szCs w:val="21"/>
-        </w:rPr>
-        <w:t xml:space="preserve">Percents were new this year. What is 50% of 157?</w:t>
-      </w:r>
-    </w:p>
-    <w:p>
-      <w:pPr>
-        <w:spacing w:after="40"/>
-        <w:ind w:left="420"/>
-      </w:pPr>
-      <w:r>
-        <w:rPr>
-          <w:sz w:val="20"/>
-          <w:szCs w:val="20"/>
-        </w:rPr>
-        <w:t xml:space="preserve">A)  31.4</w:t>
-      </w:r>
-    </w:p>
-    <w:p>
-      <w:pPr>
-        <w:spacing w:after="40"/>
-        <w:ind w:left="420"/>
-      </w:pPr>
-      <w:r>
-        <w:rPr>
-          <w:sz w:val="20"/>
-          <w:szCs w:val="20"/>
-        </w:rPr>
-        <w:t xml:space="preserve">B)  77.5</w:t>
-      </w:r>
-    </w:p>
-    <w:p>
-      <w:pPr>
-        <w:spacing w:after="40"/>
-        <w:ind w:left="420"/>
-      </w:pPr>
-      <w:r>
-        <w:rPr>
-          <w:sz w:val="20"/>
-          <w:szCs w:val="20"/>
-        </w:rPr>
-        <w:t xml:space="preserve">C)  78.5</w:t>
-      </w:r>
-    </w:p>
-    <w:p>
-      <w:pPr>
-        <w:spacing w:after="40"/>
-        <w:ind w:left="420"/>
-      </w:pPr>
-      <w:r>
-        <w:rPr>
-          <w:sz w:val="20"/>
-          <w:szCs w:val="20"/>
-        </w:rPr>
-        <w:t xml:space="preserve">D)  107</w:t>
-      </w:r>
-    </w:p>
-    <w:p>
-      <w:pPr>
-        <w:spacing w:after="20"/>
+        <w:spacing w:after="80"/>
       </w:pPr>
       <w:r>
         <w:t xml:space="preserve"/>
@@ -3835,33 +5242,217 @@
     </w:p>
     <w:tbl>
       <w:tblPr>
-        <w:tblW w:type="pct" w:w="100%"/>
+        <w:tblW w:type="dxa" w:w="9360"/>
         <w:tblBorders>
           <w:top w:val="single" w:color="C7D2DD" w:sz="6"/>
           <w:left w:val="single" w:color="C7D2DD" w:sz="6"/>
           <w:bottom w:val="single" w:color="C7D2DD" w:sz="6"/>
           <w:right w:val="single" w:color="C7D2DD" w:sz="6"/>
-          <w:insideH w:val="single" w:color="auto" w:sz="4"/>
-          <w:insideV w:val="single" w:color="auto" w:sz="4"/>
+          <w:insideH w:val="single" w:color="C7D2DD" w:sz="6"/>
+          <w:insideV w:val="single" w:color="C7D2DD" w:sz="6"/>
         </w:tblBorders>
       </w:tblPr>
       <w:tblGrid>
-        <w:gridCol w:w="100"/>
+        <w:gridCol w:w="2800"/>
+        <w:gridCol w:w="3560"/>
+        <w:gridCol w:w="3000"/>
       </w:tblGrid>
       <w:tr>
-        <w:tc>
-          <w:tcPr>
+        <w:trPr>
+          <w:cantSplit/>
+          <w:tblHeader/>
+        </w:trPr>
+        <w:tc>
+          <w:tcPr>
+            <w:tcW w:type="dxa" w:w="2800"/>
+            <w:shd w:fill="EEF4F8" w:color="auto" w:val="clear"/>
+            <w:tcMar>
+              <w:top w:type="dxa" w:w="60"/>
+              <w:left w:type="dxa" w:w="100"/>
+              <w:bottom w:type="dxa" w:w="60"/>
+              <w:right w:type="dxa" w:w="100"/>
+            </w:tcMar>
+          </w:tcPr>
+          <w:p>
+            <w:pPr>
+              <w:spacing w:after="0"/>
+            </w:pPr>
+            <w:r>
+              <w:rPr>
+                <w:b/>
+                <w:bCs/>
+                <w:color w:val="12355B"/>
+                <w:sz w:val="16"/>
+                <w:szCs w:val="16"/>
+              </w:rPr>
+              <w:t xml:space="preserve">CORE PROBLEM / GIVEN REPRESENTATION</w:t>
+            </w:r>
+          </w:p>
+        </w:tc>
+        <w:tc>
+          <w:tcPr>
+            <w:tcW w:type="dxa" w:w="3560"/>
+            <w:shd w:fill="EEF4F8" w:color="auto" w:val="clear"/>
+            <w:tcMar>
+              <w:top w:type="dxa" w:w="60"/>
+              <w:left w:type="dxa" w:w="100"/>
+              <w:bottom w:type="dxa" w:w="60"/>
+              <w:right w:type="dxa" w:w="100"/>
+            </w:tcMar>
+          </w:tcPr>
+          <w:p>
+            <w:pPr>
+              <w:spacing w:after="0"/>
+            </w:pPr>
+            <w:r>
+              <w:rPr>
+                <w:b/>
+                <w:bCs/>
+                <w:color w:val="12355B"/>
+                <w:sz w:val="16"/>
+                <w:szCs w:val="16"/>
+              </w:rPr>
+              <w:t xml:space="preserve">WORKING SPACE / CALCULATION STEPS</w:t>
+            </w:r>
+          </w:p>
+        </w:tc>
+        <w:tc>
+          <w:tcPr>
+            <w:tcW w:type="dxa" w:w="3000"/>
             <w:shd w:fill="FBF3E2" w:color="auto" w:val="clear"/>
             <w:tcMar>
               <w:top w:type="dxa" w:w="60"/>
-              <w:left w:type="dxa" w:w="120"/>
+              <w:left w:type="dxa" w:w="100"/>
               <w:bottom w:type="dxa" w:w="60"/>
-              <w:right w:type="dxa" w:w="120"/>
-            </w:tcMar>
-          </w:tcPr>
-          <w:p>
-            <w:pPr>
-              <w:spacing w:after="0" w:line="320"/>
+              <w:right w:type="dxa" w:w="100"/>
+            </w:tcMar>
+          </w:tcPr>
+          <w:p>
+            <w:pPr>
+              <w:spacing w:after="0"/>
+            </w:pPr>
+            <w:r>
+              <w:rPr>
+                <w:b/>
+                <w:bCs/>
+                <w:color w:val="B97A12"/>
+                <w:sz w:val="16"/>
+                <w:szCs w:val="16"/>
+              </w:rPr>
+              <w:t xml:space="preserve">EXPLAIN YOUR REASONING</w:t>
+            </w:r>
+          </w:p>
+        </w:tc>
+      </w:tr>
+      <w:tr>
+        <w:trPr>
+          <w:cantSplit/>
+        </w:trPr>
+        <w:tc>
+          <w:tcPr>
+            <w:tcW w:type="dxa" w:w="2800"/>
+            <w:tcMar>
+              <w:top w:type="dxa" w:w="80"/>
+              <w:left w:type="dxa" w:w="100"/>
+              <w:bottom w:type="dxa" w:w="80"/>
+              <w:right w:type="dxa" w:w="100"/>
+            </w:tcMar>
+            <w:vAlign w:val="top"/>
+          </w:tcPr>
+          <w:p>
+            <w:pPr>
+              <w:spacing w:after="60"/>
+            </w:pPr>
+            <w:r>
+              <w:rPr>
+                <w:b/>
+                <w:bCs/>
+                <w:color w:val="12355B"/>
+                <w:sz w:val="21"/>
+                <w:szCs w:val="21"/>
+              </w:rPr>
+              <w:t xml:space="preserve">6.  </w:t>
+            </w:r>
+            <w:r>
+              <w:rPr>
+                <w:b/>
+                <w:bCs/>
+                <w:sz w:val="20"/>
+                <w:szCs w:val="20"/>
+              </w:rPr>
+              <w:t xml:space="preserve">Percents were new this year. What is 50% of 157?</w:t>
+            </w:r>
+          </w:p>
+          <w:p>
+            <w:pPr>
+              <w:spacing w:after="30"/>
+              <w:ind w:left="180"/>
+            </w:pPr>
+            <w:r>
+              <w:rPr>
+                <w:sz w:val="19"/>
+                <w:szCs w:val="19"/>
+              </w:rPr>
+              <w:t xml:space="preserve">A)  31.4</w:t>
+            </w:r>
+          </w:p>
+          <w:p>
+            <w:pPr>
+              <w:spacing w:after="30"/>
+              <w:ind w:left="180"/>
+            </w:pPr>
+            <w:r>
+              <w:rPr>
+                <w:sz w:val="19"/>
+                <w:szCs w:val="19"/>
+              </w:rPr>
+              <w:t xml:space="preserve">B)  77.5</w:t>
+            </w:r>
+          </w:p>
+          <w:p>
+            <w:pPr>
+              <w:spacing w:after="30"/>
+              <w:ind w:left="180"/>
+            </w:pPr>
+            <w:r>
+              <w:rPr>
+                <w:sz w:val="19"/>
+                <w:szCs w:val="19"/>
+              </w:rPr>
+              <w:t xml:space="preserve">C)  78.5</w:t>
+            </w:r>
+          </w:p>
+          <w:p>
+            <w:pPr>
+              <w:spacing w:after="30"/>
+              <w:ind w:left="180"/>
+            </w:pPr>
+            <w:r>
+              <w:rPr>
+                <w:sz w:val="19"/>
+                <w:szCs w:val="19"/>
+              </w:rPr>
+              <w:t xml:space="preserve">D)  107</w:t>
+            </w:r>
+          </w:p>
+        </w:tc>
+        <w:tc>
+          <w:tcPr>
+            <w:tcW w:type="dxa" w:w="3560"/>
+            <w:tcMar>
+              <w:top w:type="dxa" w:w="80"/>
+              <w:left w:type="dxa" w:w="100"/>
+              <w:bottom w:type="dxa" w:w="80"/>
+              <w:right w:type="dxa" w:w="100"/>
+            </w:tcMar>
+            <w:vAlign w:val="top"/>
+          </w:tcPr>
+          <w:p>
+            <w:pPr>
+              <w:pBdr>
+                <w:bottom w:val="single" w:color="AFBECC" w:sz="6"/>
+              </w:pBdr>
+              <w:spacing w:after="30" w:before="150"/>
             </w:pPr>
             <w:r>
               <w:t xml:space="preserve"/>
@@ -3869,7 +5460,147 @@
           </w:p>
           <w:p>
             <w:pPr>
-              <w:spacing w:after="0" w:line="320"/>
+              <w:pBdr>
+                <w:bottom w:val="single" w:color="AFBECC" w:sz="6"/>
+              </w:pBdr>
+              <w:spacing w:after="30" w:before="150"/>
+            </w:pPr>
+            <w:r>
+              <w:t xml:space="preserve"/>
+            </w:r>
+          </w:p>
+          <w:p>
+            <w:pPr>
+              <w:pBdr>
+                <w:bottom w:val="single" w:color="AFBECC" w:sz="6"/>
+              </w:pBdr>
+              <w:spacing w:after="30" w:before="150"/>
+            </w:pPr>
+            <w:r>
+              <w:t xml:space="preserve"/>
+            </w:r>
+          </w:p>
+          <w:p>
+            <w:pPr>
+              <w:pBdr>
+                <w:bottom w:val="single" w:color="AFBECC" w:sz="6"/>
+              </w:pBdr>
+              <w:spacing w:after="30" w:before="150"/>
+            </w:pPr>
+            <w:r>
+              <w:t xml:space="preserve"/>
+            </w:r>
+          </w:p>
+        </w:tc>
+        <w:tc>
+          <w:tcPr>
+            <w:tcW w:type="dxa" w:w="3000"/>
+            <w:shd w:fill="FBF3E2" w:color="auto" w:val="clear"/>
+            <w:tcMar>
+              <w:top w:type="dxa" w:w="80"/>
+              <w:left w:type="dxa" w:w="100"/>
+              <w:bottom w:type="dxa" w:w="80"/>
+              <w:right w:type="dxa" w:w="100"/>
+            </w:tcMar>
+            <w:vAlign w:val="top"/>
+          </w:tcPr>
+          <w:p>
+            <w:pPr>
+              <w:spacing w:after="40"/>
+            </w:pPr>
+            <w:r>
+              <w:rPr>
+                <w:b/>
+                <w:bCs/>
+                <w:color w:val="12355B"/>
+                <w:sz w:val="19"/>
+                <w:szCs w:val="19"/>
+              </w:rPr>
+              <w:t xml:space="preserve">Because... </w:t>
+            </w:r>
+            <w:r>
+              <w:rPr>
+                <w:color w:val="AFBECC"/>
+                <w:sz w:val="19"/>
+                <w:szCs w:val="19"/>
+              </w:rPr>
+              <w:t xml:space="preserve">________________</w:t>
+            </w:r>
+          </w:p>
+          <w:p>
+            <w:pPr>
+              <w:pBdr>
+                <w:bottom w:val="single" w:color="AFBECC" w:sz="6"/>
+              </w:pBdr>
+              <w:spacing w:after="30" w:before="150"/>
+            </w:pPr>
+            <w:r>
+              <w:t xml:space="preserve"/>
+            </w:r>
+          </w:p>
+          <w:p>
+            <w:pPr>
+              <w:spacing w:after="40" w:before="80"/>
+            </w:pPr>
+            <w:r>
+              <w:rPr>
+                <w:b/>
+                <w:bCs/>
+                <w:color w:val="6B4FA0"/>
+                <w:sz w:val="19"/>
+                <w:szCs w:val="19"/>
+              </w:rPr>
+              <w:t xml:space="preserve">Although... </w:t>
+            </w:r>
+            <w:r>
+              <w:rPr>
+                <w:color w:val="AFBECC"/>
+                <w:sz w:val="19"/>
+                <w:szCs w:val="19"/>
+              </w:rPr>
+              <w:t xml:space="preserve">_______________</w:t>
+            </w:r>
+          </w:p>
+          <w:p>
+            <w:pPr>
+              <w:pBdr>
+                <w:bottom w:val="single" w:color="AFBECC" w:sz="6"/>
+              </w:pBdr>
+              <w:spacing w:after="30" w:before="150"/>
+            </w:pPr>
+            <w:r>
+              <w:t xml:space="preserve"/>
+            </w:r>
+          </w:p>
+          <w:p>
+            <w:pPr>
+              <w:spacing w:after="40" w:before="80"/>
+            </w:pPr>
+            <w:r>
+              <w:rPr>
+                <w:b/>
+                <w:bCs/>
+                <w:color w:val="1FA6A2"/>
+                <w:sz w:val="19"/>
+                <w:szCs w:val="19"/>
+              </w:rPr>
+              <w:t xml:space="preserve">Therefore... </w:t>
+            </w:r>
+            <w:r>
+              <w:rPr>
+                <w:color w:val="AFBECC"/>
+                <w:sz w:val="19"/>
+                <w:szCs w:val="19"/>
+              </w:rPr>
+              <w:t xml:space="preserve">______________</w:t>
+            </w:r>
+          </w:p>
+          <w:p>
+            <w:pPr>
+              <w:pBdr>
+                <w:bottom w:val="single" w:color="AFBECC" w:sz="6"/>
+              </w:pBdr>
+              <w:spacing w:after="30" w:before="150"/>
             </w:pPr>
             <w:r>
               <w:t xml:space="preserve"/>
@@ -3878,6 +5609,14 @@
         </w:tc>
       </w:tr>
     </w:tbl>
+    <w:p>
+      <w:pPr>
+        <w:spacing w:after="80"/>
+      </w:pPr>
+      <w:r>
+        <w:t xml:space="preserve"/>
+      </w:r>
+    </w:p>
     <w:p>
       <w:pPr>
         <w:pStyle w:val="Heading1"/>
@@ -3996,6 +5735,149 @@
         <w:t xml:space="preserve"/>
       </w:r>
     </w:p>
+    <w:p>
+      <w:pPr>
+        <w:spacing w:after="60"/>
+      </w:pPr>
+      <w:r>
+        <w:t xml:space="preserve"/>
+      </w:r>
+    </w:p>
+    <w:tbl>
+      <w:tblPr>
+        <w:tblW w:type="dxa" w:w="9360"/>
+        <w:tblBorders>
+          <w:top w:val="single" w:color="C7D2DD" w:sz="6"/>
+          <w:left w:val="single" w:color="C7D2DD" w:sz="6"/>
+          <w:bottom w:val="single" w:color="C7D2DD" w:sz="6"/>
+          <w:right w:val="single" w:color="C7D2DD" w:sz="6"/>
+          <w:insideH w:val="single" w:color="C7D2DD" w:sz="6"/>
+          <w:insideV w:val="single" w:color="C7D2DD" w:sz="6"/>
+        </w:tblBorders>
+      </w:tblPr>
+      <w:tblGrid>
+        <w:gridCol w:w="3120"/>
+        <w:gridCol w:w="3120"/>
+        <w:gridCol w:w="3120"/>
+      </w:tblGrid>
+      <w:tr>
+        <w:trPr>
+          <w:cantSplit/>
+          <w:tblHeader/>
+        </w:trPr>
+        <w:tc>
+          <w:tcPr>
+            <w:tcW w:type="dxa" w:w="9360"/>
+            <w:gridSpan w:val="3"/>
+            <w:shd w:fill="EEF4F8" w:color="auto" w:val="clear"/>
+            <w:tcMar>
+              <w:top w:type="dxa" w:w="60"/>
+              <w:left w:type="dxa" w:w="100"/>
+              <w:bottom w:type="dxa" w:w="60"/>
+              <w:right w:type="dxa" w:w="100"/>
+            </w:tcMar>
+          </w:tcPr>
+          <w:p>
+            <w:pPr>
+              <w:spacing w:after="0"/>
+            </w:pPr>
+            <w:r>
+              <w:rPr>
+                <w:b/>
+                <w:bCs/>
+                <w:color w:val="12355B"/>
+                <w:sz w:val="18"/>
+                <w:szCs w:val="18"/>
+              </w:rPr>
+              <w:t xml:space="preserve">EXIT CHECK · 3-POINT SELF-ASSESSMENT CHECKLIST</w:t>
+            </w:r>
+          </w:p>
+        </w:tc>
+      </w:tr>
+      <w:tr>
+        <w:trPr>
+          <w:cantSplit/>
+        </w:trPr>
+        <w:tc>
+          <w:tcPr>
+            <w:tcW w:type="dxa" w:w="3120"/>
+            <w:tcMar>
+              <w:top w:type="dxa" w:w="80"/>
+              <w:left w:type="dxa" w:w="100"/>
+              <w:bottom w:type="dxa" w:w="80"/>
+              <w:right w:type="dxa" w:w="100"/>
+            </w:tcMar>
+          </w:tcPr>
+          <w:p>
+            <w:pPr>
+              <w:spacing w:after="0"/>
+            </w:pPr>
+            <w:r>
+              <w:rPr>
+                <w:b/>
+                <w:bCs/>
+                <w:color w:val="1A2733"/>
+                <w:sz w:val="18"/>
+                <w:szCs w:val="18"/>
+              </w:rPr>
+              <w:t xml:space="preserve">☐ 1. Units &amp; Labels Verified</w:t>
+            </w:r>
+          </w:p>
+        </w:tc>
+        <w:tc>
+          <w:tcPr>
+            <w:tcW w:type="dxa" w:w="3120"/>
+            <w:tcMar>
+              <w:top w:type="dxa" w:w="80"/>
+              <w:left w:type="dxa" w:w="100"/>
+              <w:bottom w:type="dxa" w:w="80"/>
+              <w:right w:type="dxa" w:w="100"/>
+            </w:tcMar>
+          </w:tcPr>
+          <w:p>
+            <w:pPr>
+              <w:spacing w:after="0"/>
+            </w:pPr>
+            <w:r>
+              <w:rPr>
+                <w:b/>
+                <w:bCs/>
+                <w:color w:val="1A2733"/>
+                <w:sz w:val="18"/>
+                <w:szCs w:val="18"/>
+              </w:rPr>
+              <w:t xml:space="preserve">☐ 2. Reasoning Stated (Because / Although / Therefore)</w:t>
+            </w:r>
+          </w:p>
+        </w:tc>
+        <w:tc>
+          <w:tcPr>
+            <w:tcW w:type="dxa" w:w="3120"/>
+            <w:tcMar>
+              <w:top w:type="dxa" w:w="80"/>
+              <w:left w:type="dxa" w:w="100"/>
+              <w:bottom w:type="dxa" w:w="80"/>
+              <w:right w:type="dxa" w:w="100"/>
+            </w:tcMar>
+          </w:tcPr>
+          <w:p>
+            <w:pPr>
+              <w:spacing w:after="0"/>
+            </w:pPr>
+            <w:r>
+              <w:rPr>
+                <w:b/>
+                <w:bCs/>
+                <w:color w:val="1A2733"/>
+                <w:sz w:val="18"/>
+                <w:szCs w:val="18"/>
+              </w:rPr>
+              <w:t xml:space="preserve">☐ 3. Calculations Double-Checked</w:t>
+            </w:r>
+          </w:p>
+        </w:tc>
+      </w:tr>
+    </w:tbl>
     <w:sectPr>
       <w:headerReference w:type="default" r:id="rId7"/>
       <w:footerReference w:type="default" r:id="rId8"/>
